--- a/docs/handover/word/HUONG_DAN_SU_DUNG.docx
+++ b/docs/handover/word/HUONG_DAN_SU_DUNG.docx
@@ -7,7 +7,7 @@
         <w:pStyle w:val="Title"/>
       </w:pPr>
       <w:r>
-        <w:t>Hướng dẫn sử dụng ITAM Prototype</w:t>
+        <w:t>HƯỚNG DẪN SỬ DỤNG ITAM PROTOTYPE</w:t>
       </w:r>
     </w:p>
     <w:p>
@@ -20,7 +20,7 @@
         <w:pStyle w:val="Heading1"/>
       </w:pPr>
       <w:r>
-        <w:t>1. Đăng nhập và bố cục</w:t>
+        <w:t>1. ĐĂNG NHẬP VÀ BỐ CỤC</w:t>
       </w:r>
     </w:p>
     <w:p>
@@ -72,6 +72,7 @@
             </w:pPr>
             <w:r>
               <w:rPr>
+                <w:rFonts w:ascii="Times New Roman" w:hAnsi="Times New Roman" w:cs="Times New Roman" w:eastAsia="Times New Roman"/>
                 <w:b/>
                 <w:sz w:val="18"/>
               </w:rPr>
@@ -103,6 +104,7 @@
             </w:pPr>
             <w:r>
               <w:rPr>
+                <w:rFonts w:ascii="Times New Roman" w:hAnsi="Times New Roman" w:cs="Times New Roman" w:eastAsia="Times New Roman"/>
                 <w:b/>
                 <w:sz w:val="18"/>
               </w:rPr>
@@ -136,6 +138,7 @@
             </w:pPr>
             <w:r>
               <w:rPr>
+                <w:rFonts w:ascii="Times New Roman" w:hAnsi="Times New Roman" w:cs="Times New Roman" w:eastAsia="Times New Roman"/>
                 <w:b w:val="0"/>
                 <w:sz w:val="18"/>
               </w:rPr>
@@ -167,6 +170,7 @@
             </w:pPr>
             <w:r>
               <w:rPr>
+                <w:rFonts w:ascii="Times New Roman" w:hAnsi="Times New Roman" w:cs="Times New Roman" w:eastAsia="Times New Roman"/>
                 <w:b w:val="0"/>
                 <w:sz w:val="18"/>
               </w:rPr>
@@ -200,6 +204,7 @@
             </w:pPr>
             <w:r>
               <w:rPr>
+                <w:rFonts w:ascii="Times New Roman" w:hAnsi="Times New Roman" w:cs="Times New Roman" w:eastAsia="Times New Roman"/>
                 <w:b w:val="0"/>
                 <w:sz w:val="18"/>
               </w:rPr>
@@ -231,6 +236,7 @@
             </w:pPr>
             <w:r>
               <w:rPr>
+                <w:rFonts w:ascii="Times New Roman" w:hAnsi="Times New Roman" w:cs="Times New Roman" w:eastAsia="Times New Roman"/>
                 <w:b w:val="0"/>
                 <w:sz w:val="18"/>
               </w:rPr>
@@ -264,6 +270,7 @@
             </w:pPr>
             <w:r>
               <w:rPr>
+                <w:rFonts w:ascii="Times New Roman" w:hAnsi="Times New Roman" w:cs="Times New Roman" w:eastAsia="Times New Roman"/>
                 <w:b w:val="0"/>
                 <w:sz w:val="18"/>
               </w:rPr>
@@ -295,6 +302,7 @@
             </w:pPr>
             <w:r>
               <w:rPr>
+                <w:rFonts w:ascii="Times New Roman" w:hAnsi="Times New Roman" w:cs="Times New Roman" w:eastAsia="Times New Roman"/>
                 <w:b w:val="0"/>
                 <w:sz w:val="18"/>
               </w:rPr>
@@ -328,6 +336,7 @@
             </w:pPr>
             <w:r>
               <w:rPr>
+                <w:rFonts w:ascii="Times New Roman" w:hAnsi="Times New Roman" w:cs="Times New Roman" w:eastAsia="Times New Roman"/>
                 <w:b w:val="0"/>
                 <w:sz w:val="18"/>
               </w:rPr>
@@ -359,6 +368,7 @@
             </w:pPr>
             <w:r>
               <w:rPr>
+                <w:rFonts w:ascii="Times New Roman" w:hAnsi="Times New Roman" w:cs="Times New Roman" w:eastAsia="Times New Roman"/>
                 <w:b w:val="0"/>
                 <w:sz w:val="18"/>
               </w:rPr>
@@ -383,7 +393,7 @@
         <w:pStyle w:val="Heading1"/>
       </w:pPr>
       <w:r>
-        <w:t>2. Quyền theo vai trò</w:t>
+        <w:t>2. QUYỀN THEO VAI TRÒ</w:t>
       </w:r>
     </w:p>
     <w:tbl>
@@ -428,6 +438,7 @@
             </w:pPr>
             <w:r>
               <w:rPr>
+                <w:rFonts w:ascii="Times New Roman" w:hAnsi="Times New Roman" w:cs="Times New Roman" w:eastAsia="Times New Roman"/>
                 <w:b/>
                 <w:sz w:val="18"/>
               </w:rPr>
@@ -459,6 +470,7 @@
             </w:pPr>
             <w:r>
               <w:rPr>
+                <w:rFonts w:ascii="Times New Roman" w:hAnsi="Times New Roman" w:cs="Times New Roman" w:eastAsia="Times New Roman"/>
                 <w:b/>
                 <w:sz w:val="18"/>
               </w:rPr>
@@ -490,6 +502,7 @@
             </w:pPr>
             <w:r>
               <w:rPr>
+                <w:rFonts w:ascii="Times New Roman" w:hAnsi="Times New Roman" w:cs="Times New Roman" w:eastAsia="Times New Roman"/>
                 <w:b/>
                 <w:sz w:val="18"/>
               </w:rPr>
@@ -521,6 +534,7 @@
             </w:pPr>
             <w:r>
               <w:rPr>
+                <w:rFonts w:ascii="Times New Roman" w:hAnsi="Times New Roman" w:cs="Times New Roman" w:eastAsia="Times New Roman"/>
                 <w:b/>
                 <w:sz w:val="18"/>
               </w:rPr>
@@ -552,6 +566,7 @@
             </w:pPr>
             <w:r>
               <w:rPr>
+                <w:rFonts w:ascii="Times New Roman" w:hAnsi="Times New Roman" w:cs="Times New Roman" w:eastAsia="Times New Roman"/>
                 <w:b/>
                 <w:sz w:val="18"/>
               </w:rPr>
@@ -585,6 +600,7 @@
             </w:pPr>
             <w:r>
               <w:rPr>
+                <w:rFonts w:ascii="Times New Roman" w:hAnsi="Times New Roman" w:cs="Times New Roman" w:eastAsia="Times New Roman"/>
                 <w:b w:val="0"/>
                 <w:sz w:val="18"/>
               </w:rPr>
@@ -616,6 +632,7 @@
             </w:pPr>
             <w:r>
               <w:rPr>
+                <w:rFonts w:ascii="Times New Roman" w:hAnsi="Times New Roman" w:cs="Times New Roman" w:eastAsia="Times New Roman"/>
                 <w:b w:val="0"/>
                 <w:sz w:val="18"/>
               </w:rPr>
@@ -647,6 +664,7 @@
             </w:pPr>
             <w:r>
               <w:rPr>
+                <w:rFonts w:ascii="Times New Roman" w:hAnsi="Times New Roman" w:cs="Times New Roman" w:eastAsia="Times New Roman"/>
                 <w:b w:val="0"/>
                 <w:sz w:val="18"/>
               </w:rPr>
@@ -678,6 +696,7 @@
             </w:pPr>
             <w:r>
               <w:rPr>
+                <w:rFonts w:ascii="Times New Roman" w:hAnsi="Times New Roman" w:cs="Times New Roman" w:eastAsia="Times New Roman"/>
                 <w:b w:val="0"/>
                 <w:sz w:val="18"/>
               </w:rPr>
@@ -709,6 +728,7 @@
             </w:pPr>
             <w:r>
               <w:rPr>
+                <w:rFonts w:ascii="Times New Roman" w:hAnsi="Times New Roman" w:cs="Times New Roman" w:eastAsia="Times New Roman"/>
                 <w:b w:val="0"/>
                 <w:sz w:val="18"/>
               </w:rPr>
@@ -742,6 +762,7 @@
             </w:pPr>
             <w:r>
               <w:rPr>
+                <w:rFonts w:ascii="Times New Roman" w:hAnsi="Times New Roman" w:cs="Times New Roman" w:eastAsia="Times New Roman"/>
                 <w:b w:val="0"/>
                 <w:sz w:val="18"/>
               </w:rPr>
@@ -773,6 +794,7 @@
             </w:pPr>
             <w:r>
               <w:rPr>
+                <w:rFonts w:ascii="Times New Roman" w:hAnsi="Times New Roman" w:cs="Times New Roman" w:eastAsia="Times New Roman"/>
                 <w:b w:val="0"/>
                 <w:sz w:val="18"/>
               </w:rPr>
@@ -804,6 +826,7 @@
             </w:pPr>
             <w:r>
               <w:rPr>
+                <w:rFonts w:ascii="Times New Roman" w:hAnsi="Times New Roman" w:cs="Times New Roman" w:eastAsia="Times New Roman"/>
                 <w:b w:val="0"/>
                 <w:sz w:val="18"/>
               </w:rPr>
@@ -835,6 +858,7 @@
             </w:pPr>
             <w:r>
               <w:rPr>
+                <w:rFonts w:ascii="Times New Roman" w:hAnsi="Times New Roman" w:cs="Times New Roman" w:eastAsia="Times New Roman"/>
                 <w:b w:val="0"/>
                 <w:sz w:val="18"/>
               </w:rPr>
@@ -866,6 +890,7 @@
             </w:pPr>
             <w:r>
               <w:rPr>
+                <w:rFonts w:ascii="Times New Roman" w:hAnsi="Times New Roman" w:cs="Times New Roman" w:eastAsia="Times New Roman"/>
                 <w:b w:val="0"/>
                 <w:sz w:val="18"/>
               </w:rPr>
@@ -899,6 +924,7 @@
             </w:pPr>
             <w:r>
               <w:rPr>
+                <w:rFonts w:ascii="Times New Roman" w:hAnsi="Times New Roman" w:cs="Times New Roman" w:eastAsia="Times New Roman"/>
                 <w:b w:val="0"/>
                 <w:sz w:val="18"/>
               </w:rPr>
@@ -930,6 +956,7 @@
             </w:pPr>
             <w:r>
               <w:rPr>
+                <w:rFonts w:ascii="Times New Roman" w:hAnsi="Times New Roman" w:cs="Times New Roman" w:eastAsia="Times New Roman"/>
                 <w:b w:val="0"/>
                 <w:sz w:val="18"/>
               </w:rPr>
@@ -961,6 +988,7 @@
             </w:pPr>
             <w:r>
               <w:rPr>
+                <w:rFonts w:ascii="Times New Roman" w:hAnsi="Times New Roman" w:cs="Times New Roman" w:eastAsia="Times New Roman"/>
                 <w:b w:val="0"/>
                 <w:sz w:val="18"/>
               </w:rPr>
@@ -992,6 +1020,7 @@
             </w:pPr>
             <w:r>
               <w:rPr>
+                <w:rFonts w:ascii="Times New Roman" w:hAnsi="Times New Roman" w:cs="Times New Roman" w:eastAsia="Times New Roman"/>
                 <w:b w:val="0"/>
                 <w:sz w:val="18"/>
               </w:rPr>
@@ -1023,6 +1052,7 @@
             </w:pPr>
             <w:r>
               <w:rPr>
+                <w:rFonts w:ascii="Times New Roman" w:hAnsi="Times New Roman" w:cs="Times New Roman" w:eastAsia="Times New Roman"/>
                 <w:b w:val="0"/>
                 <w:sz w:val="18"/>
               </w:rPr>
@@ -1056,6 +1086,7 @@
             </w:pPr>
             <w:r>
               <w:rPr>
+                <w:rFonts w:ascii="Times New Roman" w:hAnsi="Times New Roman" w:cs="Times New Roman" w:eastAsia="Times New Roman"/>
                 <w:b w:val="0"/>
                 <w:sz w:val="18"/>
               </w:rPr>
@@ -1087,6 +1118,7 @@
             </w:pPr>
             <w:r>
               <w:rPr>
+                <w:rFonts w:ascii="Times New Roman" w:hAnsi="Times New Roman" w:cs="Times New Roman" w:eastAsia="Times New Roman"/>
                 <w:b w:val="0"/>
                 <w:sz w:val="18"/>
               </w:rPr>
@@ -1118,6 +1150,7 @@
             </w:pPr>
             <w:r>
               <w:rPr>
+                <w:rFonts w:ascii="Times New Roman" w:hAnsi="Times New Roman" w:cs="Times New Roman" w:eastAsia="Times New Roman"/>
                 <w:b w:val="0"/>
                 <w:sz w:val="18"/>
               </w:rPr>
@@ -1149,6 +1182,7 @@
             </w:pPr>
             <w:r>
               <w:rPr>
+                <w:rFonts w:ascii="Times New Roman" w:hAnsi="Times New Roman" w:cs="Times New Roman" w:eastAsia="Times New Roman"/>
                 <w:b w:val="0"/>
                 <w:sz w:val="18"/>
               </w:rPr>
@@ -1180,6 +1214,7 @@
             </w:pPr>
             <w:r>
               <w:rPr>
+                <w:rFonts w:ascii="Times New Roman" w:hAnsi="Times New Roman" w:cs="Times New Roman" w:eastAsia="Times New Roman"/>
                 <w:b w:val="0"/>
                 <w:sz w:val="18"/>
               </w:rPr>
@@ -1213,6 +1248,7 @@
             </w:pPr>
             <w:r>
               <w:rPr>
+                <w:rFonts w:ascii="Times New Roman" w:hAnsi="Times New Roman" w:cs="Times New Roman" w:eastAsia="Times New Roman"/>
                 <w:b w:val="0"/>
                 <w:sz w:val="18"/>
               </w:rPr>
@@ -1244,6 +1280,7 @@
             </w:pPr>
             <w:r>
               <w:rPr>
+                <w:rFonts w:ascii="Times New Roman" w:hAnsi="Times New Roman" w:cs="Times New Roman" w:eastAsia="Times New Roman"/>
                 <w:b w:val="0"/>
                 <w:sz w:val="18"/>
               </w:rPr>
@@ -1275,6 +1312,7 @@
             </w:pPr>
             <w:r>
               <w:rPr>
+                <w:rFonts w:ascii="Times New Roman" w:hAnsi="Times New Roman" w:cs="Times New Roman" w:eastAsia="Times New Roman"/>
                 <w:b w:val="0"/>
                 <w:sz w:val="18"/>
               </w:rPr>
@@ -1306,6 +1344,7 @@
             </w:pPr>
             <w:r>
               <w:rPr>
+                <w:rFonts w:ascii="Times New Roman" w:hAnsi="Times New Roman" w:cs="Times New Roman" w:eastAsia="Times New Roman"/>
                 <w:b w:val="0"/>
                 <w:sz w:val="18"/>
               </w:rPr>
@@ -1337,6 +1376,7 @@
             </w:pPr>
             <w:r>
               <w:rPr>
+                <w:rFonts w:ascii="Times New Roman" w:hAnsi="Times New Roman" w:cs="Times New Roman" w:eastAsia="Times New Roman"/>
                 <w:b w:val="0"/>
                 <w:sz w:val="18"/>
               </w:rPr>
@@ -1370,6 +1410,7 @@
             </w:pPr>
             <w:r>
               <w:rPr>
+                <w:rFonts w:ascii="Times New Roman" w:hAnsi="Times New Roman" w:cs="Times New Roman" w:eastAsia="Times New Roman"/>
                 <w:b w:val="0"/>
                 <w:sz w:val="18"/>
               </w:rPr>
@@ -1401,6 +1442,7 @@
             </w:pPr>
             <w:r>
               <w:rPr>
+                <w:rFonts w:ascii="Times New Roman" w:hAnsi="Times New Roman" w:cs="Times New Roman" w:eastAsia="Times New Roman"/>
                 <w:b w:val="0"/>
                 <w:sz w:val="18"/>
               </w:rPr>
@@ -1432,6 +1474,7 @@
             </w:pPr>
             <w:r>
               <w:rPr>
+                <w:rFonts w:ascii="Times New Roman" w:hAnsi="Times New Roman" w:cs="Times New Roman" w:eastAsia="Times New Roman"/>
                 <w:b w:val="0"/>
                 <w:sz w:val="18"/>
               </w:rPr>
@@ -1463,6 +1506,7 @@
             </w:pPr>
             <w:r>
               <w:rPr>
+                <w:rFonts w:ascii="Times New Roman" w:hAnsi="Times New Roman" w:cs="Times New Roman" w:eastAsia="Times New Roman"/>
                 <w:b w:val="0"/>
                 <w:sz w:val="18"/>
               </w:rPr>
@@ -1494,6 +1538,7 @@
             </w:pPr>
             <w:r>
               <w:rPr>
+                <w:rFonts w:ascii="Times New Roman" w:hAnsi="Times New Roman" w:cs="Times New Roman" w:eastAsia="Times New Roman"/>
                 <w:b w:val="0"/>
                 <w:sz w:val="18"/>
               </w:rPr>
@@ -1527,6 +1572,7 @@
             </w:pPr>
             <w:r>
               <w:rPr>
+                <w:rFonts w:ascii="Times New Roman" w:hAnsi="Times New Roman" w:cs="Times New Roman" w:eastAsia="Times New Roman"/>
                 <w:b w:val="0"/>
                 <w:sz w:val="18"/>
               </w:rPr>
@@ -1558,6 +1604,7 @@
             </w:pPr>
             <w:r>
               <w:rPr>
+                <w:rFonts w:ascii="Times New Roman" w:hAnsi="Times New Roman" w:cs="Times New Roman" w:eastAsia="Times New Roman"/>
                 <w:b w:val="0"/>
                 <w:sz w:val="18"/>
               </w:rPr>
@@ -1589,6 +1636,7 @@
             </w:pPr>
             <w:r>
               <w:rPr>
+                <w:rFonts w:ascii="Times New Roman" w:hAnsi="Times New Roman" w:cs="Times New Roman" w:eastAsia="Times New Roman"/>
                 <w:b w:val="0"/>
                 <w:sz w:val="18"/>
               </w:rPr>
@@ -1620,6 +1668,7 @@
             </w:pPr>
             <w:r>
               <w:rPr>
+                <w:rFonts w:ascii="Times New Roman" w:hAnsi="Times New Roman" w:cs="Times New Roman" w:eastAsia="Times New Roman"/>
                 <w:b w:val="0"/>
                 <w:sz w:val="18"/>
               </w:rPr>
@@ -1651,6 +1700,7 @@
             </w:pPr>
             <w:r>
               <w:rPr>
+                <w:rFonts w:ascii="Times New Roman" w:hAnsi="Times New Roman" w:cs="Times New Roman" w:eastAsia="Times New Roman"/>
                 <w:b w:val="0"/>
                 <w:sz w:val="18"/>
               </w:rPr>
@@ -1684,6 +1734,7 @@
             </w:pPr>
             <w:r>
               <w:rPr>
+                <w:rFonts w:ascii="Times New Roman" w:hAnsi="Times New Roman" w:cs="Times New Roman" w:eastAsia="Times New Roman"/>
                 <w:b w:val="0"/>
                 <w:sz w:val="18"/>
               </w:rPr>
@@ -1715,6 +1766,7 @@
             </w:pPr>
             <w:r>
               <w:rPr>
+                <w:rFonts w:ascii="Times New Roman" w:hAnsi="Times New Roman" w:cs="Times New Roman" w:eastAsia="Times New Roman"/>
                 <w:b w:val="0"/>
                 <w:sz w:val="18"/>
               </w:rPr>
@@ -1746,6 +1798,7 @@
             </w:pPr>
             <w:r>
               <w:rPr>
+                <w:rFonts w:ascii="Times New Roman" w:hAnsi="Times New Roman" w:cs="Times New Roman" w:eastAsia="Times New Roman"/>
                 <w:b w:val="0"/>
                 <w:sz w:val="18"/>
               </w:rPr>
@@ -1777,6 +1830,7 @@
             </w:pPr>
             <w:r>
               <w:rPr>
+                <w:rFonts w:ascii="Times New Roman" w:hAnsi="Times New Roman" w:cs="Times New Roman" w:eastAsia="Times New Roman"/>
                 <w:b w:val="0"/>
                 <w:sz w:val="18"/>
               </w:rPr>
@@ -1808,6 +1862,7 @@
             </w:pPr>
             <w:r>
               <w:rPr>
+                <w:rFonts w:ascii="Times New Roman" w:hAnsi="Times New Roman" w:cs="Times New Roman" w:eastAsia="Times New Roman"/>
                 <w:b w:val="0"/>
                 <w:sz w:val="18"/>
               </w:rPr>
@@ -1832,7 +1887,7 @@
         <w:pStyle w:val="Heading1"/>
       </w:pPr>
       <w:r>
-        <w:t>3. Danh mục</w:t>
+        <w:t>3. DANH MỤC</w:t>
       </w:r>
     </w:p>
     <w:p>
@@ -1882,7 +1937,7 @@
         <w:pStyle w:val="Heading1"/>
       </w:pPr>
       <w:r>
-        <w:t>4. Tài sản và dữ liệu tồn đầu kỳ</w:t>
+        <w:t>4. TÀI SẢN VÀ DỮ LIỆU TỒN ĐẦU KỲ</w:t>
       </w:r>
     </w:p>
     <w:p>
@@ -1895,7 +1950,7 @@
         <w:pStyle w:val="Heading2"/>
       </w:pPr>
       <w:r>
-        <w:t>Tạo một tài sản tồn đầu kỳ</w:t>
+        <w:t>TẠO MỘT TÀI SẢN TỒN ĐẦU KỲ</w:t>
       </w:r>
     </w:p>
     <w:p>
@@ -1956,7 +2011,7 @@
         <w:pStyle w:val="Heading2"/>
       </w:pPr>
       <w:r>
-        <w:t>Import Excel tồn đầu kỳ</w:t>
+        <w:t>IMPORT EXCEL TỒN ĐẦU KỲ</w:t>
       </w:r>
     </w:p>
     <w:p>
@@ -2001,7 +2056,7 @@
         <w:pStyle w:val="Heading2"/>
       </w:pPr>
       <w:r>
-        <w:t>Quan hệ và license</w:t>
+        <w:t>QUAN HỆ VÀ LICENSE</w:t>
       </w:r>
     </w:p>
     <w:p>
@@ -2014,7 +2069,7 @@
         <w:pStyle w:val="Heading1"/>
       </w:pPr>
       <w:r>
-        <w:t>5. Nhập kho tài sản mua mới</w:t>
+        <w:t>5. NHẬP KHO TÀI SẢN MUA MỚI</w:t>
       </w:r>
     </w:p>
     <w:p>
@@ -2027,7 +2082,7 @@
         <w:pStyle w:val="Heading2"/>
       </w:pPr>
       <w:r>
-        <w:t>PUR_STAFF hoặc ADMIN lập phiếu</w:t>
+        <w:t>PUR_STAFF HOẶC ADMIN LẬP PHIẾU</w:t>
       </w:r>
     </w:p>
     <w:p>
@@ -2080,7 +2135,7 @@
         <w:pStyle w:val="Heading2"/>
       </w:pPr>
       <w:r>
-        <w:t>IT_STAFF hoặc ADMIN xử lý</w:t>
+        <w:t>IT_STAFF HOẶC ADMIN XỬ LÝ</w:t>
       </w:r>
     </w:p>
     <w:p>
@@ -2117,7 +2172,7 @@
         <w:pStyle w:val="Heading1"/>
       </w:pPr>
       <w:r>
-        <w:t>6. Bàn giao</w:t>
+        <w:t>6. BÀN GIAO</w:t>
       </w:r>
     </w:p>
     <w:p>
@@ -2167,7 +2222,7 @@
         <w:pStyle w:val="Heading1"/>
       </w:pPr>
       <w:r>
-        <w:t>7. Thu hồi</w:t>
+        <w:t>7. THU HỒI</w:t>
       </w:r>
     </w:p>
     <w:p>
@@ -2220,7 +2275,7 @@
         <w:pStyle w:val="Heading1"/>
       </w:pPr>
       <w:r>
-        <w:t>8. Thanh lý</w:t>
+        <w:t>8. THANH LÝ</w:t>
       </w:r>
     </w:p>
     <w:p>
@@ -2270,7 +2325,7 @@
         <w:pStyle w:val="Heading1"/>
       </w:pPr>
       <w:r>
-        <w:t>9. Chứng từ, PDF và email giả lập</w:t>
+        <w:t>9. CHỨNG TỪ, PDF VÀ EMAIL GIẢ LẬP</w:t>
       </w:r>
     </w:p>
     <w:p>
@@ -2288,7 +2343,7 @@
         <w:pStyle w:val="Heading1"/>
       </w:pPr>
       <w:r>
-        <w:t>10. Tổng quan và xuất báo cáo</w:t>
+        <w:t>10. TỔNG QUAN VÀ XUẤT BÁO CÁO</w:t>
       </w:r>
     </w:p>
     <w:p>
@@ -2306,7 +2361,7 @@
         <w:pStyle w:val="Heading1"/>
       </w:pPr>
       <w:r>
-        <w:t>11. Giới hạn cần biết</w:t>
+        <w:t>11. GIỚI HẠN CẦN BIẾT</w:t>
       </w:r>
     </w:p>
     <w:p>
@@ -2361,6 +2416,7 @@
     </w:pPr>
     <w:r>
       <w:rPr>
+        <w:rFonts w:ascii="Times New Roman" w:hAnsi="Times New Roman" w:cs="Times New Roman" w:eastAsia="Times New Roman"/>
         <w:sz w:val="18"/>
       </w:rPr>
       <w:t xml:space="preserve">ITAM  |  </w:t>
@@ -2578,9 +2634,9 @@
   <w:docDefaults>
     <w:rPrDefault>
       <w:rPr>
-        <w:rFonts w:asciiTheme="minorHAnsi" w:eastAsiaTheme="minorEastAsia" w:hAnsiTheme="minorHAnsi" w:cstheme="minorBidi"/>
-        <w:sz w:val="22"/>
-        <w:szCs w:val="22"/>
+        <w:rFonts w:ascii="Times New Roman" w:hAnsi="Times New Roman" w:cs="Times New Roman" w:eastAsia="Times New Roman"/>
+        <w:sz w:val="26"/>
+        <w:szCs w:val="26"/>
         <w:lang w:val="en-US" w:eastAsia="en-US" w:bidi="ar-SA"/>
       </w:rPr>
     </w:rPrDefault>
@@ -2737,9 +2793,10 @@
       <w:spacing w:after="120" w:line="259" w:lineRule="auto"/>
     </w:pPr>
     <w:rPr>
-      <w:rFonts w:ascii="Calibri" w:hAnsi="Calibri"/>
+      <w:rFonts w:ascii="Times New Roman" w:hAnsi="Times New Roman" w:cs="Times New Roman" w:eastAsia="Times New Roman"/>
       <w:color w:val="000000"/>
-      <w:sz w:val="22"/>
+      <w:sz w:val="26"/>
+      <w:szCs w:val="26"/>
     </w:rPr>
   </w:style>
   <w:style w:type="paragraph" w:styleId="Header">
@@ -2801,12 +2858,13 @@
       <w:outlineLvl w:val="0"/>
     </w:pPr>
     <w:rPr>
-      <w:rFonts w:asciiTheme="majorHAnsi" w:eastAsiaTheme="majorEastAsia" w:hAnsiTheme="majorHAnsi" w:cstheme="majorBidi" w:ascii="Calibri" w:hAnsi="Calibri"/>
+      <w:rFonts w:ascii="Times New Roman" w:hAnsi="Times New Roman" w:cs="Times New Roman" w:eastAsia="Times New Roman"/>
       <w:b/>
       <w:bCs/>
       <w:color w:val="000000"/>
-      <w:sz w:val="32"/>
+      <w:sz w:val="28"/>
       <w:szCs w:val="28"/>
+      <w:caps/>
     </w:rPr>
   </w:style>
   <w:style w:type="paragraph" w:styleId="Heading2">
@@ -2825,12 +2883,13 @@
       <w:outlineLvl w:val="1"/>
     </w:pPr>
     <w:rPr>
-      <w:rFonts w:asciiTheme="majorHAnsi" w:eastAsiaTheme="majorEastAsia" w:hAnsiTheme="majorHAnsi" w:cstheme="majorBidi" w:ascii="Calibri" w:hAnsi="Calibri"/>
+      <w:rFonts w:ascii="Times New Roman" w:hAnsi="Times New Roman" w:cs="Times New Roman" w:eastAsia="Times New Roman"/>
       <w:b/>
       <w:bCs/>
       <w:color w:val="000000"/>
-      <w:sz w:val="26"/>
-      <w:szCs w:val="26"/>
+      <w:sz w:val="28"/>
+      <w:szCs w:val="28"/>
+      <w:caps/>
     </w:rPr>
   </w:style>
   <w:style w:type="paragraph" w:styleId="Heading3">
@@ -2849,7 +2908,7 @@
       <w:outlineLvl w:val="2"/>
     </w:pPr>
     <w:rPr>
-      <w:rFonts w:asciiTheme="majorHAnsi" w:eastAsiaTheme="majorEastAsia" w:hAnsiTheme="majorHAnsi" w:cstheme="majorBidi" w:ascii="Calibri" w:hAnsi="Calibri"/>
+      <w:rFonts w:ascii="Times New Roman" w:hAnsi="Times New Roman" w:cs="Times New Roman" w:eastAsia="Times New Roman"/>
       <w:b/>
       <w:bCs/>
       <w:color w:val="000000"/>
@@ -2873,7 +2932,7 @@
       <w:outlineLvl w:val="3"/>
     </w:pPr>
     <w:rPr>
-      <w:rFonts w:asciiTheme="majorHAnsi" w:eastAsiaTheme="majorEastAsia" w:hAnsiTheme="majorHAnsi" w:cstheme="majorBidi"/>
+      <w:rFonts w:ascii="Times New Roman" w:hAnsi="Times New Roman" w:cs="Times New Roman" w:eastAsia="Times New Roman"/>
       <w:b/>
       <w:bCs/>
       <w:i/>
@@ -2898,7 +2957,7 @@
       <w:outlineLvl w:val="4"/>
     </w:pPr>
     <w:rPr>
-      <w:rFonts w:asciiTheme="majorHAnsi" w:eastAsiaTheme="majorEastAsia" w:hAnsiTheme="majorHAnsi" w:cstheme="majorBidi"/>
+      <w:rFonts w:ascii="Times New Roman" w:hAnsi="Times New Roman" w:cs="Times New Roman" w:eastAsia="Times New Roman"/>
       <w:color w:val="243F60" w:themeColor="accent1" w:themeShade="7F"/>
     </w:rPr>
   </w:style>
@@ -2919,7 +2978,7 @@
       <w:outlineLvl w:val="5"/>
     </w:pPr>
     <w:rPr>
-      <w:rFonts w:asciiTheme="majorHAnsi" w:eastAsiaTheme="majorEastAsia" w:hAnsiTheme="majorHAnsi" w:cstheme="majorBidi"/>
+      <w:rFonts w:ascii="Times New Roman" w:hAnsi="Times New Roman" w:cs="Times New Roman" w:eastAsia="Times New Roman"/>
       <w:i/>
       <w:iCs/>
       <w:color w:val="243F60" w:themeColor="accent1" w:themeShade="7F"/>
@@ -2942,7 +3001,7 @@
       <w:outlineLvl w:val="6"/>
     </w:pPr>
     <w:rPr>
-      <w:rFonts w:asciiTheme="majorHAnsi" w:eastAsiaTheme="majorEastAsia" w:hAnsiTheme="majorHAnsi" w:cstheme="majorBidi"/>
+      <w:rFonts w:ascii="Times New Roman" w:hAnsi="Times New Roman" w:cs="Times New Roman" w:eastAsia="Times New Roman"/>
       <w:i/>
       <w:iCs/>
       <w:color w:val="404040" w:themeColor="text1" w:themeTint="BF"/>
@@ -2965,7 +3024,7 @@
       <w:outlineLvl w:val="7"/>
     </w:pPr>
     <w:rPr>
-      <w:rFonts w:asciiTheme="majorHAnsi" w:eastAsiaTheme="majorEastAsia" w:hAnsiTheme="majorHAnsi" w:cstheme="majorBidi"/>
+      <w:rFonts w:ascii="Times New Roman" w:hAnsi="Times New Roman" w:cs="Times New Roman" w:eastAsia="Times New Roman"/>
       <w:color w:val="4F81BD" w:themeColor="accent1"/>
       <w:sz w:val="20"/>
       <w:szCs w:val="20"/>
@@ -2988,7 +3047,7 @@
       <w:outlineLvl w:val="8"/>
     </w:pPr>
     <w:rPr>
-      <w:rFonts w:asciiTheme="majorHAnsi" w:eastAsiaTheme="majorEastAsia" w:hAnsiTheme="majorHAnsi" w:cstheme="majorBidi"/>
+      <w:rFonts w:ascii="Times New Roman" w:hAnsi="Times New Roman" w:cs="Times New Roman" w:eastAsia="Times New Roman"/>
       <w:i/>
       <w:iCs/>
       <w:color w:val="404040" w:themeColor="text1" w:themeTint="BF"/>
@@ -3039,7 +3098,7 @@
     <w:uiPriority w:val="9"/>
     <w:rsid w:val="00FC693F"/>
     <w:rPr>
-      <w:rFonts w:asciiTheme="majorHAnsi" w:eastAsiaTheme="majorEastAsia" w:hAnsiTheme="majorHAnsi" w:cstheme="majorBidi"/>
+      <w:rFonts w:ascii="Times New Roman" w:hAnsi="Times New Roman" w:cs="Times New Roman" w:eastAsia="Times New Roman"/>
       <w:b/>
       <w:bCs/>
       <w:color w:val="365F91" w:themeColor="accent1" w:themeShade="BF"/>
@@ -3054,7 +3113,7 @@
     <w:uiPriority w:val="9"/>
     <w:rsid w:val="00FC693F"/>
     <w:rPr>
-      <w:rFonts w:asciiTheme="majorHAnsi" w:eastAsiaTheme="majorEastAsia" w:hAnsiTheme="majorHAnsi" w:cstheme="majorBidi"/>
+      <w:rFonts w:ascii="Times New Roman" w:hAnsi="Times New Roman" w:cs="Times New Roman" w:eastAsia="Times New Roman"/>
       <w:b/>
       <w:bCs/>
       <w:color w:val="4F81BD" w:themeColor="accent1"/>
@@ -3069,7 +3128,7 @@
     <w:uiPriority w:val="9"/>
     <w:rsid w:val="00FC693F"/>
     <w:rPr>
-      <w:rFonts w:asciiTheme="majorHAnsi" w:eastAsiaTheme="majorEastAsia" w:hAnsiTheme="majorHAnsi" w:cstheme="majorBidi"/>
+      <w:rFonts w:ascii="Times New Roman" w:hAnsi="Times New Roman" w:cs="Times New Roman" w:eastAsia="Times New Roman"/>
       <w:b/>
       <w:bCs/>
       <w:color w:val="4F81BD" w:themeColor="accent1"/>
@@ -3091,12 +3150,15 @@
       <w:contextualSpacing/>
     </w:pPr>
     <w:rPr>
-      <w:rFonts w:asciiTheme="majorHAnsi" w:eastAsiaTheme="majorEastAsia" w:hAnsiTheme="majorHAnsi" w:cstheme="majorBidi" w:ascii="Calibri" w:hAnsi="Calibri"/>
+      <w:rFonts w:ascii="Times New Roman" w:hAnsi="Times New Roman" w:cs="Times New Roman" w:eastAsia="Times New Roman"/>
       <w:color w:val="000000"/>
       <w:spacing w:val="5"/>
       <w:kern w:val="28"/>
-      <w:sz w:val="46"/>
-      <w:szCs w:val="52"/>
+      <w:sz w:val="28"/>
+      <w:szCs w:val="28"/>
+      <w:b/>
+      <w:bCs/>
+      <w:caps/>
     </w:rPr>
   </w:style>
   <w:style w:type="character" w:customStyle="1" w:styleId="TitleChar">
@@ -3106,7 +3168,7 @@
     <w:uiPriority w:val="10"/>
     <w:rsid w:val="00FC693F"/>
     <w:rPr>
-      <w:rFonts w:asciiTheme="majorHAnsi" w:eastAsiaTheme="majorEastAsia" w:hAnsiTheme="majorHAnsi" w:cstheme="majorBidi"/>
+      <w:rFonts w:ascii="Times New Roman" w:hAnsi="Times New Roman" w:cs="Times New Roman" w:eastAsia="Times New Roman"/>
       <w:color w:val="17365D" w:themeColor="text2" w:themeShade="BF"/>
       <w:spacing w:val="5"/>
       <w:kern w:val="28"/>
@@ -3128,7 +3190,7 @@
       </w:numPr>
     </w:pPr>
     <w:rPr>
-      <w:rFonts w:asciiTheme="majorHAnsi" w:eastAsiaTheme="majorEastAsia" w:hAnsiTheme="majorHAnsi" w:cstheme="majorBidi"/>
+      <w:rFonts w:ascii="Times New Roman" w:hAnsi="Times New Roman" w:cs="Times New Roman" w:eastAsia="Times New Roman"/>
       <w:i/>
       <w:iCs/>
       <w:color w:val="4F81BD" w:themeColor="accent1"/>
@@ -3144,7 +3206,7 @@
     <w:uiPriority w:val="11"/>
     <w:rsid w:val="00FC693F"/>
     <w:rPr>
-      <w:rFonts w:asciiTheme="majorHAnsi" w:eastAsiaTheme="majorEastAsia" w:hAnsiTheme="majorHAnsi" w:cstheme="majorBidi"/>
+      <w:rFonts w:ascii="Times New Roman" w:hAnsi="Times New Roman" w:cs="Times New Roman" w:eastAsia="Times New Roman"/>
       <w:i/>
       <w:iCs/>
       <w:color w:val="4F81BD" w:themeColor="accent1"/>
@@ -3272,8 +3334,10 @@
       <w:contextualSpacing/>
     </w:pPr>
     <w:rPr>
-      <w:rFonts w:ascii="Calibri" w:hAnsi="Calibri"/>
+      <w:rFonts w:ascii="Times New Roman" w:hAnsi="Times New Roman" w:cs="Times New Roman" w:eastAsia="Times New Roman"/>
       <w:color w:val="000000"/>
+      <w:sz w:val="26"/>
+      <w:szCs w:val="26"/>
     </w:rPr>
   </w:style>
   <w:style w:type="paragraph" w:styleId="ListBullet2">
@@ -3315,7 +3379,7 @@
       <w:contextualSpacing/>
     </w:pPr>
     <w:rPr>
-      <w:rFonts w:ascii="Calibri" w:hAnsi="Calibri"/>
+      <w:rFonts w:ascii="Times New Roman" w:hAnsi="Times New Roman" w:cs="Times New Roman" w:eastAsia="Times New Roman"/>
       <w:color w:val="000000"/>
     </w:rPr>
   </w:style>
@@ -3399,7 +3463,7 @@
       </w:tabs>
     </w:pPr>
     <w:rPr>
-      <w:rFonts w:ascii="Courier" w:hAnsi="Courier"/>
+      <w:rFonts w:ascii="Times New Roman" w:hAnsi="Times New Roman" w:cs="Times New Roman" w:eastAsia="Times New Roman"/>
       <w:sz w:val="20"/>
       <w:szCs w:val="20"/>
     </w:rPr>
@@ -3411,7 +3475,7 @@
     <w:uiPriority w:val="99"/>
     <w:rsid w:val="0029639D"/>
     <w:rPr>
-      <w:rFonts w:ascii="Courier" w:hAnsi="Courier"/>
+      <w:rFonts w:ascii="Times New Roman" w:hAnsi="Times New Roman" w:cs="Times New Roman" w:eastAsia="Times New Roman"/>
       <w:sz w:val="20"/>
       <w:szCs w:val="20"/>
     </w:rPr>
@@ -3450,7 +3514,7 @@
     <w:semiHidden/>
     <w:rsid w:val="00FC693F"/>
     <w:rPr>
-      <w:rFonts w:asciiTheme="majorHAnsi" w:eastAsiaTheme="majorEastAsia" w:hAnsiTheme="majorHAnsi" w:cstheme="majorBidi"/>
+      <w:rFonts w:ascii="Times New Roman" w:hAnsi="Times New Roman" w:cs="Times New Roman" w:eastAsia="Times New Roman"/>
       <w:b/>
       <w:bCs/>
       <w:i/>
@@ -3466,7 +3530,7 @@
     <w:semiHidden/>
     <w:rsid w:val="00FC693F"/>
     <w:rPr>
-      <w:rFonts w:asciiTheme="majorHAnsi" w:eastAsiaTheme="majorEastAsia" w:hAnsiTheme="majorHAnsi" w:cstheme="majorBidi"/>
+      <w:rFonts w:ascii="Times New Roman" w:hAnsi="Times New Roman" w:cs="Times New Roman" w:eastAsia="Times New Roman"/>
       <w:color w:val="243F60" w:themeColor="accent1" w:themeShade="7F"/>
     </w:rPr>
   </w:style>
@@ -3478,7 +3542,7 @@
     <w:semiHidden/>
     <w:rsid w:val="00FC693F"/>
     <w:rPr>
-      <w:rFonts w:asciiTheme="majorHAnsi" w:eastAsiaTheme="majorEastAsia" w:hAnsiTheme="majorHAnsi" w:cstheme="majorBidi"/>
+      <w:rFonts w:ascii="Times New Roman" w:hAnsi="Times New Roman" w:cs="Times New Roman" w:eastAsia="Times New Roman"/>
       <w:i/>
       <w:iCs/>
       <w:color w:val="243F60" w:themeColor="accent1" w:themeShade="7F"/>
@@ -3492,7 +3556,7 @@
     <w:semiHidden/>
     <w:rsid w:val="00FC693F"/>
     <w:rPr>
-      <w:rFonts w:asciiTheme="majorHAnsi" w:eastAsiaTheme="majorEastAsia" w:hAnsiTheme="majorHAnsi" w:cstheme="majorBidi"/>
+      <w:rFonts w:ascii="Times New Roman" w:hAnsi="Times New Roman" w:cs="Times New Roman" w:eastAsia="Times New Roman"/>
       <w:i/>
       <w:iCs/>
       <w:color w:val="404040" w:themeColor="text1" w:themeTint="BF"/>
@@ -3506,7 +3570,7 @@
     <w:semiHidden/>
     <w:rsid w:val="00FC693F"/>
     <w:rPr>
-      <w:rFonts w:asciiTheme="majorHAnsi" w:eastAsiaTheme="majorEastAsia" w:hAnsiTheme="majorHAnsi" w:cstheme="majorBidi"/>
+      <w:rFonts w:ascii="Times New Roman" w:hAnsi="Times New Roman" w:cs="Times New Roman" w:eastAsia="Times New Roman"/>
       <w:color w:val="4F81BD" w:themeColor="accent1"/>
       <w:sz w:val="20"/>
       <w:szCs w:val="20"/>
@@ -3520,7 +3584,7 @@
     <w:semiHidden/>
     <w:rsid w:val="00FC693F"/>
     <w:rPr>
-      <w:rFonts w:asciiTheme="majorHAnsi" w:eastAsiaTheme="majorEastAsia" w:hAnsiTheme="majorHAnsi" w:cstheme="majorBidi"/>
+      <w:rFonts w:ascii="Times New Roman" w:hAnsi="Times New Roman" w:cs="Times New Roman" w:eastAsia="Times New Roman"/>
       <w:i/>
       <w:iCs/>
       <w:color w:val="404040" w:themeColor="text1" w:themeTint="BF"/>
@@ -8369,7 +8433,7 @@
       <w:spacing w:after="0" w:line="240" w:lineRule="auto"/>
     </w:pPr>
     <w:rPr>
-      <w:rFonts w:asciiTheme="majorHAnsi" w:eastAsiaTheme="majorEastAsia" w:hAnsiTheme="majorHAnsi" w:cstheme="majorBidi"/>
+      <w:rFonts w:ascii="Times New Roman" w:hAnsi="Times New Roman" w:cs="Times New Roman" w:eastAsia="Times New Roman"/>
       <w:color w:val="000000" w:themeColor="text1"/>
     </w:rPr>
     <w:tblPr>
@@ -8497,7 +8561,7 @@
       <w:spacing w:after="0" w:line="240" w:lineRule="auto"/>
     </w:pPr>
     <w:rPr>
-      <w:rFonts w:asciiTheme="majorHAnsi" w:eastAsiaTheme="majorEastAsia" w:hAnsiTheme="majorHAnsi" w:cstheme="majorBidi"/>
+      <w:rFonts w:ascii="Times New Roman" w:hAnsi="Times New Roman" w:cs="Times New Roman" w:eastAsia="Times New Roman"/>
       <w:color w:val="000000" w:themeColor="text1"/>
     </w:rPr>
     <w:tblPr>
@@ -8625,7 +8689,7 @@
       <w:spacing w:after="0" w:line="240" w:lineRule="auto"/>
     </w:pPr>
     <w:rPr>
-      <w:rFonts w:asciiTheme="majorHAnsi" w:eastAsiaTheme="majorEastAsia" w:hAnsiTheme="majorHAnsi" w:cstheme="majorBidi"/>
+      <w:rFonts w:ascii="Times New Roman" w:hAnsi="Times New Roman" w:cs="Times New Roman" w:eastAsia="Times New Roman"/>
       <w:color w:val="000000" w:themeColor="text1"/>
     </w:rPr>
     <w:tblPr>
@@ -8753,7 +8817,7 @@
       <w:spacing w:after="0" w:line="240" w:lineRule="auto"/>
     </w:pPr>
     <w:rPr>
-      <w:rFonts w:asciiTheme="majorHAnsi" w:eastAsiaTheme="majorEastAsia" w:hAnsiTheme="majorHAnsi" w:cstheme="majorBidi"/>
+      <w:rFonts w:ascii="Times New Roman" w:hAnsi="Times New Roman" w:cs="Times New Roman" w:eastAsia="Times New Roman"/>
       <w:color w:val="000000" w:themeColor="text1"/>
     </w:rPr>
     <w:tblPr>
@@ -8881,7 +8945,7 @@
       <w:spacing w:after="0" w:line="240" w:lineRule="auto"/>
     </w:pPr>
     <w:rPr>
-      <w:rFonts w:asciiTheme="majorHAnsi" w:eastAsiaTheme="majorEastAsia" w:hAnsiTheme="majorHAnsi" w:cstheme="majorBidi"/>
+      <w:rFonts w:ascii="Times New Roman" w:hAnsi="Times New Roman" w:cs="Times New Roman" w:eastAsia="Times New Roman"/>
       <w:color w:val="000000" w:themeColor="text1"/>
     </w:rPr>
     <w:tblPr>
@@ -9009,7 +9073,7 @@
       <w:spacing w:after="0" w:line="240" w:lineRule="auto"/>
     </w:pPr>
     <w:rPr>
-      <w:rFonts w:asciiTheme="majorHAnsi" w:eastAsiaTheme="majorEastAsia" w:hAnsiTheme="majorHAnsi" w:cstheme="majorBidi"/>
+      <w:rFonts w:ascii="Times New Roman" w:hAnsi="Times New Roman" w:cs="Times New Roman" w:eastAsia="Times New Roman"/>
       <w:color w:val="000000" w:themeColor="text1"/>
     </w:rPr>
     <w:tblPr>
@@ -9137,7 +9201,7 @@
       <w:spacing w:after="0" w:line="240" w:lineRule="auto"/>
     </w:pPr>
     <w:rPr>
-      <w:rFonts w:asciiTheme="majorHAnsi" w:eastAsiaTheme="majorEastAsia" w:hAnsiTheme="majorHAnsi" w:cstheme="majorBidi"/>
+      <w:rFonts w:ascii="Times New Roman" w:hAnsi="Times New Roman" w:cs="Times New Roman" w:eastAsia="Times New Roman"/>
       <w:color w:val="000000" w:themeColor="text1"/>
     </w:rPr>
     <w:tblPr>
@@ -9776,7 +9840,7 @@
       <w:spacing w:after="0" w:line="240" w:lineRule="auto"/>
     </w:pPr>
     <w:rPr>
-      <w:rFonts w:asciiTheme="majorHAnsi" w:eastAsiaTheme="majorEastAsia" w:hAnsiTheme="majorHAnsi" w:cstheme="majorBidi"/>
+      <w:rFonts w:ascii="Times New Roman" w:hAnsi="Times New Roman" w:cs="Times New Roman" w:eastAsia="Times New Roman"/>
       <w:color w:val="000000" w:themeColor="text1"/>
     </w:rPr>
     <w:tblPr>
@@ -9901,7 +9965,7 @@
       <w:spacing w:after="0" w:line="240" w:lineRule="auto"/>
     </w:pPr>
     <w:rPr>
-      <w:rFonts w:asciiTheme="majorHAnsi" w:eastAsiaTheme="majorEastAsia" w:hAnsiTheme="majorHAnsi" w:cstheme="majorBidi"/>
+      <w:rFonts w:ascii="Times New Roman" w:hAnsi="Times New Roman" w:cs="Times New Roman" w:eastAsia="Times New Roman"/>
       <w:color w:val="000000" w:themeColor="text1"/>
     </w:rPr>
     <w:tblPr>
@@ -10026,7 +10090,7 @@
       <w:spacing w:after="0" w:line="240" w:lineRule="auto"/>
     </w:pPr>
     <w:rPr>
-      <w:rFonts w:asciiTheme="majorHAnsi" w:eastAsiaTheme="majorEastAsia" w:hAnsiTheme="majorHAnsi" w:cstheme="majorBidi"/>
+      <w:rFonts w:ascii="Times New Roman" w:hAnsi="Times New Roman" w:cs="Times New Roman" w:eastAsia="Times New Roman"/>
       <w:color w:val="000000" w:themeColor="text1"/>
     </w:rPr>
     <w:tblPr>
@@ -10151,7 +10215,7 @@
       <w:spacing w:after="0" w:line="240" w:lineRule="auto"/>
     </w:pPr>
     <w:rPr>
-      <w:rFonts w:asciiTheme="majorHAnsi" w:eastAsiaTheme="majorEastAsia" w:hAnsiTheme="majorHAnsi" w:cstheme="majorBidi"/>
+      <w:rFonts w:ascii="Times New Roman" w:hAnsi="Times New Roman" w:cs="Times New Roman" w:eastAsia="Times New Roman"/>
       <w:color w:val="000000" w:themeColor="text1"/>
     </w:rPr>
     <w:tblPr>
@@ -10276,7 +10340,7 @@
       <w:spacing w:after="0" w:line="240" w:lineRule="auto"/>
     </w:pPr>
     <w:rPr>
-      <w:rFonts w:asciiTheme="majorHAnsi" w:eastAsiaTheme="majorEastAsia" w:hAnsiTheme="majorHAnsi" w:cstheme="majorBidi"/>
+      <w:rFonts w:ascii="Times New Roman" w:hAnsi="Times New Roman" w:cs="Times New Roman" w:eastAsia="Times New Roman"/>
       <w:color w:val="000000" w:themeColor="text1"/>
     </w:rPr>
     <w:tblPr>
@@ -10401,7 +10465,7 @@
       <w:spacing w:after="0" w:line="240" w:lineRule="auto"/>
     </w:pPr>
     <w:rPr>
-      <w:rFonts w:asciiTheme="majorHAnsi" w:eastAsiaTheme="majorEastAsia" w:hAnsiTheme="majorHAnsi" w:cstheme="majorBidi"/>
+      <w:rFonts w:ascii="Times New Roman" w:hAnsi="Times New Roman" w:cs="Times New Roman" w:eastAsia="Times New Roman"/>
       <w:color w:val="000000" w:themeColor="text1"/>
     </w:rPr>
     <w:tblPr>
@@ -10526,7 +10590,7 @@
       <w:spacing w:after="0" w:line="240" w:lineRule="auto"/>
     </w:pPr>
     <w:rPr>
-      <w:rFonts w:asciiTheme="majorHAnsi" w:eastAsiaTheme="majorEastAsia" w:hAnsiTheme="majorHAnsi" w:cstheme="majorBidi"/>
+      <w:rFonts w:ascii="Times New Roman" w:hAnsi="Times New Roman" w:cs="Times New Roman" w:eastAsia="Times New Roman"/>
       <w:color w:val="000000" w:themeColor="text1"/>
     </w:rPr>
     <w:tblPr>
@@ -14441,9 +14505,9 @@
   <w:docDefaults>
     <w:rPrDefault>
       <w:rPr>
-        <w:rFonts w:asciiTheme="minorHAnsi" w:eastAsiaTheme="minorEastAsia" w:hAnsiTheme="minorHAnsi" w:cstheme="minorBidi"/>
-        <w:sz w:val="22"/>
-        <w:szCs w:val="22"/>
+        <w:rFonts w:ascii="Times New Roman" w:hAnsi="Times New Roman" w:cs="Times New Roman" w:eastAsia="Times New Roman"/>
+        <w:sz w:val="26"/>
+        <w:szCs w:val="26"/>
         <w:lang w:val="en-US" w:eastAsia="en-US" w:bidi="ar-SA"/>
       </w:rPr>
     </w:rPrDefault>
@@ -14596,6 +14660,11 @@
     <w:name w:val="Normal"/>
     <w:qFormat/>
     <w:rsid w:val="00FC693F"/>
+    <w:rPr>
+      <w:rFonts w:ascii="Times New Roman" w:hAnsi="Times New Roman" w:cs="Times New Roman" w:eastAsia="Times New Roman"/>
+      <w:sz w:val="26"/>
+      <w:szCs w:val="26"/>
+    </w:rPr>
   </w:style>
   <w:style w:type="paragraph" w:styleId="Heading1">
     <w:name w:val="heading 1"/>
@@ -14612,12 +14681,13 @@
       <w:outlineLvl w:val="0"/>
     </w:pPr>
     <w:rPr>
-      <w:rFonts w:asciiTheme="majorHAnsi" w:eastAsiaTheme="majorEastAsia" w:hAnsiTheme="majorHAnsi" w:cstheme="majorBidi"/>
+      <w:rFonts w:ascii="Times New Roman" w:hAnsi="Times New Roman" w:cs="Times New Roman" w:eastAsia="Times New Roman"/>
       <w:b/>
       <w:bCs/>
       <w:color w:val="365F91" w:themeColor="accent1" w:themeShade="BF"/>
       <w:sz w:val="28"/>
       <w:szCs w:val="28"/>
+      <w:caps/>
     </w:rPr>
   </w:style>
   <w:style w:type="paragraph" w:styleId="Heading2">
@@ -14636,12 +14706,13 @@
       <w:outlineLvl w:val="1"/>
     </w:pPr>
     <w:rPr>
-      <w:rFonts w:asciiTheme="majorHAnsi" w:eastAsiaTheme="majorEastAsia" w:hAnsiTheme="majorHAnsi" w:cstheme="majorBidi"/>
+      <w:rFonts w:ascii="Times New Roman" w:hAnsi="Times New Roman" w:cs="Times New Roman" w:eastAsia="Times New Roman"/>
       <w:b/>
       <w:bCs/>
       <w:color w:val="4F81BD" w:themeColor="accent1"/>
-      <w:sz w:val="26"/>
-      <w:szCs w:val="26"/>
+      <w:sz w:val="28"/>
+      <w:szCs w:val="28"/>
+      <w:caps/>
     </w:rPr>
   </w:style>
   <w:style w:type="paragraph" w:styleId="Heading3">
@@ -14660,7 +14731,7 @@
       <w:outlineLvl w:val="2"/>
     </w:pPr>
     <w:rPr>
-      <w:rFonts w:asciiTheme="majorHAnsi" w:eastAsiaTheme="majorEastAsia" w:hAnsiTheme="majorHAnsi" w:cstheme="majorBidi"/>
+      <w:rFonts w:ascii="Times New Roman" w:hAnsi="Times New Roman" w:cs="Times New Roman" w:eastAsia="Times New Roman"/>
       <w:b/>
       <w:bCs/>
       <w:color w:val="4F81BD" w:themeColor="accent1"/>
@@ -14683,7 +14754,7 @@
       <w:outlineLvl w:val="3"/>
     </w:pPr>
     <w:rPr>
-      <w:rFonts w:asciiTheme="majorHAnsi" w:eastAsiaTheme="majorEastAsia" w:hAnsiTheme="majorHAnsi" w:cstheme="majorBidi"/>
+      <w:rFonts w:ascii="Times New Roman" w:hAnsi="Times New Roman" w:cs="Times New Roman" w:eastAsia="Times New Roman"/>
       <w:b/>
       <w:bCs/>
       <w:i/>
@@ -14708,7 +14779,7 @@
       <w:outlineLvl w:val="4"/>
     </w:pPr>
     <w:rPr>
-      <w:rFonts w:asciiTheme="majorHAnsi" w:eastAsiaTheme="majorEastAsia" w:hAnsiTheme="majorHAnsi" w:cstheme="majorBidi"/>
+      <w:rFonts w:ascii="Times New Roman" w:hAnsi="Times New Roman" w:cs="Times New Roman" w:eastAsia="Times New Roman"/>
       <w:color w:val="243F60" w:themeColor="accent1" w:themeShade="7F"/>
     </w:rPr>
   </w:style>
@@ -14729,7 +14800,7 @@
       <w:outlineLvl w:val="5"/>
     </w:pPr>
     <w:rPr>
-      <w:rFonts w:asciiTheme="majorHAnsi" w:eastAsiaTheme="majorEastAsia" w:hAnsiTheme="majorHAnsi" w:cstheme="majorBidi"/>
+      <w:rFonts w:ascii="Times New Roman" w:hAnsi="Times New Roman" w:cs="Times New Roman" w:eastAsia="Times New Roman"/>
       <w:i/>
       <w:iCs/>
       <w:color w:val="243F60" w:themeColor="accent1" w:themeShade="7F"/>
@@ -14752,7 +14823,7 @@
       <w:outlineLvl w:val="6"/>
     </w:pPr>
     <w:rPr>
-      <w:rFonts w:asciiTheme="majorHAnsi" w:eastAsiaTheme="majorEastAsia" w:hAnsiTheme="majorHAnsi" w:cstheme="majorBidi"/>
+      <w:rFonts w:ascii="Times New Roman" w:hAnsi="Times New Roman" w:cs="Times New Roman" w:eastAsia="Times New Roman"/>
       <w:i/>
       <w:iCs/>
       <w:color w:val="404040" w:themeColor="text1" w:themeTint="BF"/>
@@ -14775,7 +14846,7 @@
       <w:outlineLvl w:val="7"/>
     </w:pPr>
     <w:rPr>
-      <w:rFonts w:asciiTheme="majorHAnsi" w:eastAsiaTheme="majorEastAsia" w:hAnsiTheme="majorHAnsi" w:cstheme="majorBidi"/>
+      <w:rFonts w:ascii="Times New Roman" w:hAnsi="Times New Roman" w:cs="Times New Roman" w:eastAsia="Times New Roman"/>
       <w:color w:val="4F81BD" w:themeColor="accent1"/>
       <w:sz w:val="20"/>
       <w:szCs w:val="20"/>
@@ -14798,7 +14869,7 @@
       <w:outlineLvl w:val="8"/>
     </w:pPr>
     <w:rPr>
-      <w:rFonts w:asciiTheme="majorHAnsi" w:eastAsiaTheme="majorEastAsia" w:hAnsiTheme="majorHAnsi" w:cstheme="majorBidi"/>
+      <w:rFonts w:ascii="Times New Roman" w:hAnsi="Times New Roman" w:cs="Times New Roman" w:eastAsia="Times New Roman"/>
       <w:i/>
       <w:iCs/>
       <w:color w:val="404040" w:themeColor="text1" w:themeTint="BF"/>
@@ -14849,7 +14920,7 @@
     <w:uiPriority w:val="9"/>
     <w:rsid w:val="00FC693F"/>
     <w:rPr>
-      <w:rFonts w:asciiTheme="majorHAnsi" w:eastAsiaTheme="majorEastAsia" w:hAnsiTheme="majorHAnsi" w:cstheme="majorBidi"/>
+      <w:rFonts w:ascii="Times New Roman" w:hAnsi="Times New Roman" w:cs="Times New Roman" w:eastAsia="Times New Roman"/>
       <w:b/>
       <w:bCs/>
       <w:color w:val="365F91" w:themeColor="accent1" w:themeShade="BF"/>
@@ -14864,7 +14935,7 @@
     <w:uiPriority w:val="9"/>
     <w:rsid w:val="00FC693F"/>
     <w:rPr>
-      <w:rFonts w:asciiTheme="majorHAnsi" w:eastAsiaTheme="majorEastAsia" w:hAnsiTheme="majorHAnsi" w:cstheme="majorBidi"/>
+      <w:rFonts w:ascii="Times New Roman" w:hAnsi="Times New Roman" w:cs="Times New Roman" w:eastAsia="Times New Roman"/>
       <w:b/>
       <w:bCs/>
       <w:color w:val="4F81BD" w:themeColor="accent1"/>
@@ -14879,7 +14950,7 @@
     <w:uiPriority w:val="9"/>
     <w:rsid w:val="00FC693F"/>
     <w:rPr>
-      <w:rFonts w:asciiTheme="majorHAnsi" w:eastAsiaTheme="majorEastAsia" w:hAnsiTheme="majorHAnsi" w:cstheme="majorBidi"/>
+      <w:rFonts w:ascii="Times New Roman" w:hAnsi="Times New Roman" w:cs="Times New Roman" w:eastAsia="Times New Roman"/>
       <w:b/>
       <w:bCs/>
       <w:color w:val="4F81BD" w:themeColor="accent1"/>
@@ -14901,12 +14972,15 @@
       <w:contextualSpacing/>
     </w:pPr>
     <w:rPr>
-      <w:rFonts w:asciiTheme="majorHAnsi" w:eastAsiaTheme="majorEastAsia" w:hAnsiTheme="majorHAnsi" w:cstheme="majorBidi"/>
+      <w:rFonts w:ascii="Times New Roman" w:hAnsi="Times New Roman" w:cs="Times New Roman" w:eastAsia="Times New Roman"/>
       <w:color w:val="17365D" w:themeColor="text2" w:themeShade="BF"/>
       <w:spacing w:val="5"/>
       <w:kern w:val="28"/>
-      <w:sz w:val="52"/>
-      <w:szCs w:val="52"/>
+      <w:sz w:val="28"/>
+      <w:szCs w:val="28"/>
+      <w:b/>
+      <w:bCs/>
+      <w:caps/>
     </w:rPr>
   </w:style>
   <w:style w:type="character" w:customStyle="1" w:styleId="TitleChar">
@@ -14916,7 +14990,7 @@
     <w:uiPriority w:val="10"/>
     <w:rsid w:val="00FC693F"/>
     <w:rPr>
-      <w:rFonts w:asciiTheme="majorHAnsi" w:eastAsiaTheme="majorEastAsia" w:hAnsiTheme="majorHAnsi" w:cstheme="majorBidi"/>
+      <w:rFonts w:ascii="Times New Roman" w:hAnsi="Times New Roman" w:cs="Times New Roman" w:eastAsia="Times New Roman"/>
       <w:color w:val="17365D" w:themeColor="text2" w:themeShade="BF"/>
       <w:spacing w:val="5"/>
       <w:kern w:val="28"/>
@@ -14938,7 +15012,7 @@
       </w:numPr>
     </w:pPr>
     <w:rPr>
-      <w:rFonts w:asciiTheme="majorHAnsi" w:eastAsiaTheme="majorEastAsia" w:hAnsiTheme="majorHAnsi" w:cstheme="majorBidi"/>
+      <w:rFonts w:ascii="Times New Roman" w:hAnsi="Times New Roman" w:cs="Times New Roman" w:eastAsia="Times New Roman"/>
       <w:i/>
       <w:iCs/>
       <w:color w:val="4F81BD" w:themeColor="accent1"/>
@@ -14954,7 +15028,7 @@
     <w:uiPriority w:val="11"/>
     <w:rsid w:val="00FC693F"/>
     <w:rPr>
-      <w:rFonts w:asciiTheme="majorHAnsi" w:eastAsiaTheme="majorEastAsia" w:hAnsiTheme="majorHAnsi" w:cstheme="majorBidi"/>
+      <w:rFonts w:ascii="Times New Roman" w:hAnsi="Times New Roman" w:cs="Times New Roman" w:eastAsia="Times New Roman"/>
       <w:i/>
       <w:iCs/>
       <w:color w:val="4F81BD" w:themeColor="accent1"/>
@@ -15081,6 +15155,11 @@
       </w:numPr>
       <w:contextualSpacing/>
     </w:pPr>
+    <w:rPr>
+      <w:rFonts w:ascii="Times New Roman" w:hAnsi="Times New Roman" w:cs="Times New Roman" w:eastAsia="Times New Roman"/>
+      <w:sz w:val="26"/>
+      <w:szCs w:val="26"/>
+    </w:rPr>
   </w:style>
   <w:style w:type="paragraph" w:styleId="ListBullet2">
     <w:name w:val="List Bullet 2"/>
@@ -15201,7 +15280,7 @@
       </w:tabs>
     </w:pPr>
     <w:rPr>
-      <w:rFonts w:ascii="Courier" w:hAnsi="Courier"/>
+      <w:rFonts w:ascii="Times New Roman" w:hAnsi="Times New Roman" w:cs="Times New Roman" w:eastAsia="Times New Roman"/>
       <w:sz w:val="20"/>
       <w:szCs w:val="20"/>
     </w:rPr>
@@ -15213,7 +15292,7 @@
     <w:uiPriority w:val="99"/>
     <w:rsid w:val="0029639D"/>
     <w:rPr>
-      <w:rFonts w:ascii="Courier" w:hAnsi="Courier"/>
+      <w:rFonts w:ascii="Times New Roman" w:hAnsi="Times New Roman" w:cs="Times New Roman" w:eastAsia="Times New Roman"/>
       <w:sz w:val="20"/>
       <w:szCs w:val="20"/>
     </w:rPr>
@@ -15252,7 +15331,7 @@
     <w:semiHidden/>
     <w:rsid w:val="00FC693F"/>
     <w:rPr>
-      <w:rFonts w:asciiTheme="majorHAnsi" w:eastAsiaTheme="majorEastAsia" w:hAnsiTheme="majorHAnsi" w:cstheme="majorBidi"/>
+      <w:rFonts w:ascii="Times New Roman" w:hAnsi="Times New Roman" w:cs="Times New Roman" w:eastAsia="Times New Roman"/>
       <w:b/>
       <w:bCs/>
       <w:i/>
@@ -15268,7 +15347,7 @@
     <w:semiHidden/>
     <w:rsid w:val="00FC693F"/>
     <w:rPr>
-      <w:rFonts w:asciiTheme="majorHAnsi" w:eastAsiaTheme="majorEastAsia" w:hAnsiTheme="majorHAnsi" w:cstheme="majorBidi"/>
+      <w:rFonts w:ascii="Times New Roman" w:hAnsi="Times New Roman" w:cs="Times New Roman" w:eastAsia="Times New Roman"/>
       <w:color w:val="243F60" w:themeColor="accent1" w:themeShade="7F"/>
     </w:rPr>
   </w:style>
@@ -15280,7 +15359,7 @@
     <w:semiHidden/>
     <w:rsid w:val="00FC693F"/>
     <w:rPr>
-      <w:rFonts w:asciiTheme="majorHAnsi" w:eastAsiaTheme="majorEastAsia" w:hAnsiTheme="majorHAnsi" w:cstheme="majorBidi"/>
+      <w:rFonts w:ascii="Times New Roman" w:hAnsi="Times New Roman" w:cs="Times New Roman" w:eastAsia="Times New Roman"/>
       <w:i/>
       <w:iCs/>
       <w:color w:val="243F60" w:themeColor="accent1" w:themeShade="7F"/>
@@ -15294,7 +15373,7 @@
     <w:semiHidden/>
     <w:rsid w:val="00FC693F"/>
     <w:rPr>
-      <w:rFonts w:asciiTheme="majorHAnsi" w:eastAsiaTheme="majorEastAsia" w:hAnsiTheme="majorHAnsi" w:cstheme="majorBidi"/>
+      <w:rFonts w:ascii="Times New Roman" w:hAnsi="Times New Roman" w:cs="Times New Roman" w:eastAsia="Times New Roman"/>
       <w:i/>
       <w:iCs/>
       <w:color w:val="404040" w:themeColor="text1" w:themeTint="BF"/>
@@ -15308,7 +15387,7 @@
     <w:semiHidden/>
     <w:rsid w:val="00FC693F"/>
     <w:rPr>
-      <w:rFonts w:asciiTheme="majorHAnsi" w:eastAsiaTheme="majorEastAsia" w:hAnsiTheme="majorHAnsi" w:cstheme="majorBidi"/>
+      <w:rFonts w:ascii="Times New Roman" w:hAnsi="Times New Roman" w:cs="Times New Roman" w:eastAsia="Times New Roman"/>
       <w:color w:val="4F81BD" w:themeColor="accent1"/>
       <w:sz w:val="20"/>
       <w:szCs w:val="20"/>
@@ -15322,7 +15401,7 @@
     <w:semiHidden/>
     <w:rsid w:val="00FC693F"/>
     <w:rPr>
-      <w:rFonts w:asciiTheme="majorHAnsi" w:eastAsiaTheme="majorEastAsia" w:hAnsiTheme="majorHAnsi" w:cstheme="majorBidi"/>
+      <w:rFonts w:ascii="Times New Roman" w:hAnsi="Times New Roman" w:cs="Times New Roman" w:eastAsia="Times New Roman"/>
       <w:i/>
       <w:iCs/>
       <w:color w:val="404040" w:themeColor="text1" w:themeTint="BF"/>
@@ -20171,7 +20250,7 @@
       <w:spacing w:after="0" w:line="240" w:lineRule="auto"/>
     </w:pPr>
     <w:rPr>
-      <w:rFonts w:asciiTheme="majorHAnsi" w:eastAsiaTheme="majorEastAsia" w:hAnsiTheme="majorHAnsi" w:cstheme="majorBidi"/>
+      <w:rFonts w:ascii="Times New Roman" w:hAnsi="Times New Roman" w:cs="Times New Roman" w:eastAsia="Times New Roman"/>
       <w:color w:val="000000" w:themeColor="text1"/>
     </w:rPr>
     <w:tblPr>
@@ -20299,7 +20378,7 @@
       <w:spacing w:after="0" w:line="240" w:lineRule="auto"/>
     </w:pPr>
     <w:rPr>
-      <w:rFonts w:asciiTheme="majorHAnsi" w:eastAsiaTheme="majorEastAsia" w:hAnsiTheme="majorHAnsi" w:cstheme="majorBidi"/>
+      <w:rFonts w:ascii="Times New Roman" w:hAnsi="Times New Roman" w:cs="Times New Roman" w:eastAsia="Times New Roman"/>
       <w:color w:val="000000" w:themeColor="text1"/>
     </w:rPr>
     <w:tblPr>
@@ -20427,7 +20506,7 @@
       <w:spacing w:after="0" w:line="240" w:lineRule="auto"/>
     </w:pPr>
     <w:rPr>
-      <w:rFonts w:asciiTheme="majorHAnsi" w:eastAsiaTheme="majorEastAsia" w:hAnsiTheme="majorHAnsi" w:cstheme="majorBidi"/>
+      <w:rFonts w:ascii="Times New Roman" w:hAnsi="Times New Roman" w:cs="Times New Roman" w:eastAsia="Times New Roman"/>
       <w:color w:val="000000" w:themeColor="text1"/>
     </w:rPr>
     <w:tblPr>
@@ -20555,7 +20634,7 @@
       <w:spacing w:after="0" w:line="240" w:lineRule="auto"/>
     </w:pPr>
     <w:rPr>
-      <w:rFonts w:asciiTheme="majorHAnsi" w:eastAsiaTheme="majorEastAsia" w:hAnsiTheme="majorHAnsi" w:cstheme="majorBidi"/>
+      <w:rFonts w:ascii="Times New Roman" w:hAnsi="Times New Roman" w:cs="Times New Roman" w:eastAsia="Times New Roman"/>
       <w:color w:val="000000" w:themeColor="text1"/>
     </w:rPr>
     <w:tblPr>
@@ -20683,7 +20762,7 @@
       <w:spacing w:after="0" w:line="240" w:lineRule="auto"/>
     </w:pPr>
     <w:rPr>
-      <w:rFonts w:asciiTheme="majorHAnsi" w:eastAsiaTheme="majorEastAsia" w:hAnsiTheme="majorHAnsi" w:cstheme="majorBidi"/>
+      <w:rFonts w:ascii="Times New Roman" w:hAnsi="Times New Roman" w:cs="Times New Roman" w:eastAsia="Times New Roman"/>
       <w:color w:val="000000" w:themeColor="text1"/>
     </w:rPr>
     <w:tblPr>
@@ -20811,7 +20890,7 @@
       <w:spacing w:after="0" w:line="240" w:lineRule="auto"/>
     </w:pPr>
     <w:rPr>
-      <w:rFonts w:asciiTheme="majorHAnsi" w:eastAsiaTheme="majorEastAsia" w:hAnsiTheme="majorHAnsi" w:cstheme="majorBidi"/>
+      <w:rFonts w:ascii="Times New Roman" w:hAnsi="Times New Roman" w:cs="Times New Roman" w:eastAsia="Times New Roman"/>
       <w:color w:val="000000" w:themeColor="text1"/>
     </w:rPr>
     <w:tblPr>
@@ -20939,7 +21018,7 @@
       <w:spacing w:after="0" w:line="240" w:lineRule="auto"/>
     </w:pPr>
     <w:rPr>
-      <w:rFonts w:asciiTheme="majorHAnsi" w:eastAsiaTheme="majorEastAsia" w:hAnsiTheme="majorHAnsi" w:cstheme="majorBidi"/>
+      <w:rFonts w:ascii="Times New Roman" w:hAnsi="Times New Roman" w:cs="Times New Roman" w:eastAsia="Times New Roman"/>
       <w:color w:val="000000" w:themeColor="text1"/>
     </w:rPr>
     <w:tblPr>
@@ -21578,7 +21657,7 @@
       <w:spacing w:after="0" w:line="240" w:lineRule="auto"/>
     </w:pPr>
     <w:rPr>
-      <w:rFonts w:asciiTheme="majorHAnsi" w:eastAsiaTheme="majorEastAsia" w:hAnsiTheme="majorHAnsi" w:cstheme="majorBidi"/>
+      <w:rFonts w:ascii="Times New Roman" w:hAnsi="Times New Roman" w:cs="Times New Roman" w:eastAsia="Times New Roman"/>
       <w:color w:val="000000" w:themeColor="text1"/>
     </w:rPr>
     <w:tblPr>
@@ -21703,7 +21782,7 @@
       <w:spacing w:after="0" w:line="240" w:lineRule="auto"/>
     </w:pPr>
     <w:rPr>
-      <w:rFonts w:asciiTheme="majorHAnsi" w:eastAsiaTheme="majorEastAsia" w:hAnsiTheme="majorHAnsi" w:cstheme="majorBidi"/>
+      <w:rFonts w:ascii="Times New Roman" w:hAnsi="Times New Roman" w:cs="Times New Roman" w:eastAsia="Times New Roman"/>
       <w:color w:val="000000" w:themeColor="text1"/>
     </w:rPr>
     <w:tblPr>
@@ -21828,7 +21907,7 @@
       <w:spacing w:after="0" w:line="240" w:lineRule="auto"/>
     </w:pPr>
     <w:rPr>
-      <w:rFonts w:asciiTheme="majorHAnsi" w:eastAsiaTheme="majorEastAsia" w:hAnsiTheme="majorHAnsi" w:cstheme="majorBidi"/>
+      <w:rFonts w:ascii="Times New Roman" w:hAnsi="Times New Roman" w:cs="Times New Roman" w:eastAsia="Times New Roman"/>
       <w:color w:val="000000" w:themeColor="text1"/>
     </w:rPr>
     <w:tblPr>
@@ -21953,7 +22032,7 @@
       <w:spacing w:after="0" w:line="240" w:lineRule="auto"/>
     </w:pPr>
     <w:rPr>
-      <w:rFonts w:asciiTheme="majorHAnsi" w:eastAsiaTheme="majorEastAsia" w:hAnsiTheme="majorHAnsi" w:cstheme="majorBidi"/>
+      <w:rFonts w:ascii="Times New Roman" w:hAnsi="Times New Roman" w:cs="Times New Roman" w:eastAsia="Times New Roman"/>
       <w:color w:val="000000" w:themeColor="text1"/>
     </w:rPr>
     <w:tblPr>
@@ -22078,7 +22157,7 @@
       <w:spacing w:after="0" w:line="240" w:lineRule="auto"/>
     </w:pPr>
     <w:rPr>
-      <w:rFonts w:asciiTheme="majorHAnsi" w:eastAsiaTheme="majorEastAsia" w:hAnsiTheme="majorHAnsi" w:cstheme="majorBidi"/>
+      <w:rFonts w:ascii="Times New Roman" w:hAnsi="Times New Roman" w:cs="Times New Roman" w:eastAsia="Times New Roman"/>
       <w:color w:val="000000" w:themeColor="text1"/>
     </w:rPr>
     <w:tblPr>
@@ -22203,7 +22282,7 @@
       <w:spacing w:after="0" w:line="240" w:lineRule="auto"/>
     </w:pPr>
     <w:rPr>
-      <w:rFonts w:asciiTheme="majorHAnsi" w:eastAsiaTheme="majorEastAsia" w:hAnsiTheme="majorHAnsi" w:cstheme="majorBidi"/>
+      <w:rFonts w:ascii="Times New Roman" w:hAnsi="Times New Roman" w:cs="Times New Roman" w:eastAsia="Times New Roman"/>
       <w:color w:val="000000" w:themeColor="text1"/>
     </w:rPr>
     <w:tblPr>
@@ -22328,7 +22407,7 @@
       <w:spacing w:after="0" w:line="240" w:lineRule="auto"/>
     </w:pPr>
     <w:rPr>
-      <w:rFonts w:asciiTheme="majorHAnsi" w:eastAsiaTheme="majorEastAsia" w:hAnsiTheme="majorHAnsi" w:cstheme="majorBidi"/>
+      <w:rFonts w:ascii="Times New Roman" w:hAnsi="Times New Roman" w:cs="Times New Roman" w:eastAsia="Times New Roman"/>
       <w:color w:val="000000" w:themeColor="text1"/>
     </w:rPr>
     <w:tblPr>
@@ -26281,7 +26360,7 @@
     </a:clrScheme>
     <a:fontScheme name="Office">
       <a:majorFont>
-        <a:latin typeface="Calibri"/>
+        <a:latin typeface="Times New Roman"/>
         <a:ea typeface=""/>
         <a:cs typeface=""/>
         <a:font script="Jpan" typeface="ＭＳ ゴシック"/>
@@ -26316,7 +26395,7 @@
         <a:font script="Geor" typeface="Sylfaen"/>
       </a:majorFont>
       <a:minorFont>
-        <a:latin typeface="Cambria"/>
+        <a:latin typeface="Times New Roman"/>
         <a:ea typeface=""/>
         <a:cs typeface=""/>
         <a:font script="Jpan" typeface="ＭＳ 明朝"/>
@@ -26346,7 +26425,7 @@
         <a:font script="Laoo" typeface="DokChampa"/>
         <a:font script="Sinh" typeface="Iskoola Pota"/>
         <a:font script="Mong" typeface="Mongolian Baiti"/>
-        <a:font script="Viet" typeface="Arial"/>
+        <a:font script="Viet" typeface="Times New Roman"/>
         <a:font script="Uigh" typeface="Microsoft Uighur"/>
         <a:font script="Geor" typeface="Sylfaen"/>
       </a:minorFont>

--- a/docs/handover/word/HUONG_DAN_SU_DUNG.docx
+++ b/docs/handover/word/HUONG_DAN_SU_DUNG.docx
@@ -7,12 +7,34 @@
         <w:pStyle w:val="Title"/>
       </w:pPr>
       <w:r>
-        <w:t>HƯỚNG DẪN SỬ DỤNG ITAM PROTOTYPE</w:t>
+        <w:t>Hướng dẫn sử dụng ITAM Prototype</w:t>
       </w:r>
     </w:p>
     <w:p>
       <w:r>
-        <w:t>Tài liệu dành cho quản trị viên, nhân viên IT, nhân viên mua sắm và người được cấp tài sản. Các bước được trình bày theo trình tự làm việc từ dữ liệu nền đến nhập kho, bàn giao, thu hồi và thanh lý. Chuẩn bị hệ thống theo HUONG_DAN_CAI_DAT.docx và dữ liệu theo DU_LIEU_MAU.docx trước khi thao tác.</w:t>
+        <w:t xml:space="preserve">Tài liệu dành cho quản trị viên, nhân viên IT, nhân viên mua sắm và người được cấp tài sản. Các bước được trình bày theo trình tự làm việc từ dữ liệu nền đến nhập kho, bàn giao, thu hồi và thanh lý. Chuẩn bị hệ thống theo </w:t>
+      </w:r>
+      <w:hyperlink r:id="rId10">
+        <w:r>
+          <w:rPr>
+            <w:color w:val="0563C1"/>
+          </w:rPr>
+          <w:t>HUONG_DAN_CAI_DAT.docx</w:t>
+        </w:r>
+      </w:hyperlink>
+      <w:r>
+        <w:t xml:space="preserve"> và dữ liệu theo </w:t>
+      </w:r>
+      <w:hyperlink r:id="rId11">
+        <w:r>
+          <w:rPr>
+            <w:color w:val="0563C1"/>
+          </w:rPr>
+          <w:t>DU_LIEU_MAU.docx</w:t>
+        </w:r>
+      </w:hyperlink>
+      <w:r>
+        <w:t xml:space="preserve"> trước khi thao tác.</w:t>
       </w:r>
     </w:p>
     <w:p>
@@ -20,7 +42,7 @@
         <w:pStyle w:val="Heading1"/>
       </w:pPr>
       <w:r>
-        <w:t>1. ĐĂNG NHẬP VÀ BỐ CỤC</w:t>
+        <w:t>1. Đăng nhập và bố cục</w:t>
       </w:r>
     </w:p>
     <w:p>
@@ -72,7 +94,6 @@
             </w:pPr>
             <w:r>
               <w:rPr>
-                <w:rFonts w:ascii="Times New Roman" w:hAnsi="Times New Roman" w:cs="Times New Roman" w:eastAsia="Times New Roman"/>
                 <w:b/>
                 <w:sz w:val="18"/>
               </w:rPr>
@@ -104,7 +125,6 @@
             </w:pPr>
             <w:r>
               <w:rPr>
-                <w:rFonts w:ascii="Times New Roman" w:hAnsi="Times New Roman" w:cs="Times New Roman" w:eastAsia="Times New Roman"/>
                 <w:b/>
                 <w:sz w:val="18"/>
               </w:rPr>
@@ -138,7 +158,6 @@
             </w:pPr>
             <w:r>
               <w:rPr>
-                <w:rFonts w:ascii="Times New Roman" w:hAnsi="Times New Roman" w:cs="Times New Roman" w:eastAsia="Times New Roman"/>
                 <w:b w:val="0"/>
                 <w:sz w:val="18"/>
               </w:rPr>
@@ -170,7 +189,6 @@
             </w:pPr>
             <w:r>
               <w:rPr>
-                <w:rFonts w:ascii="Times New Roman" w:hAnsi="Times New Roman" w:cs="Times New Roman" w:eastAsia="Times New Roman"/>
                 <w:b w:val="0"/>
                 <w:sz w:val="18"/>
               </w:rPr>
@@ -204,7 +222,6 @@
             </w:pPr>
             <w:r>
               <w:rPr>
-                <w:rFonts w:ascii="Times New Roman" w:hAnsi="Times New Roman" w:cs="Times New Roman" w:eastAsia="Times New Roman"/>
                 <w:b w:val="0"/>
                 <w:sz w:val="18"/>
               </w:rPr>
@@ -236,7 +253,6 @@
             </w:pPr>
             <w:r>
               <w:rPr>
-                <w:rFonts w:ascii="Times New Roman" w:hAnsi="Times New Roman" w:cs="Times New Roman" w:eastAsia="Times New Roman"/>
                 <w:b w:val="0"/>
                 <w:sz w:val="18"/>
               </w:rPr>
@@ -270,7 +286,6 @@
             </w:pPr>
             <w:r>
               <w:rPr>
-                <w:rFonts w:ascii="Times New Roman" w:hAnsi="Times New Roman" w:cs="Times New Roman" w:eastAsia="Times New Roman"/>
                 <w:b w:val="0"/>
                 <w:sz w:val="18"/>
               </w:rPr>
@@ -302,7 +317,6 @@
             </w:pPr>
             <w:r>
               <w:rPr>
-                <w:rFonts w:ascii="Times New Roman" w:hAnsi="Times New Roman" w:cs="Times New Roman" w:eastAsia="Times New Roman"/>
                 <w:b w:val="0"/>
                 <w:sz w:val="18"/>
               </w:rPr>
@@ -336,7 +350,6 @@
             </w:pPr>
             <w:r>
               <w:rPr>
-                <w:rFonts w:ascii="Times New Roman" w:hAnsi="Times New Roman" w:cs="Times New Roman" w:eastAsia="Times New Roman"/>
                 <w:b w:val="0"/>
                 <w:sz w:val="18"/>
               </w:rPr>
@@ -368,7 +381,6 @@
             </w:pPr>
             <w:r>
               <w:rPr>
-                <w:rFonts w:ascii="Times New Roman" w:hAnsi="Times New Roman" w:cs="Times New Roman" w:eastAsia="Times New Roman"/>
                 <w:b w:val="0"/>
                 <w:sz w:val="18"/>
               </w:rPr>
@@ -393,7 +405,7 @@
         <w:pStyle w:val="Heading1"/>
       </w:pPr>
       <w:r>
-        <w:t>2. QUYỀN THEO VAI TRÒ</w:t>
+        <w:t>2. Quyền theo vai trò</w:t>
       </w:r>
     </w:p>
     <w:tbl>
@@ -438,7 +450,6 @@
             </w:pPr>
             <w:r>
               <w:rPr>
-                <w:rFonts w:ascii="Times New Roman" w:hAnsi="Times New Roman" w:cs="Times New Roman" w:eastAsia="Times New Roman"/>
                 <w:b/>
                 <w:sz w:val="18"/>
               </w:rPr>
@@ -470,7 +481,6 @@
             </w:pPr>
             <w:r>
               <w:rPr>
-                <w:rFonts w:ascii="Times New Roman" w:hAnsi="Times New Roman" w:cs="Times New Roman" w:eastAsia="Times New Roman"/>
                 <w:b/>
                 <w:sz w:val="18"/>
               </w:rPr>
@@ -502,7 +512,6 @@
             </w:pPr>
             <w:r>
               <w:rPr>
-                <w:rFonts w:ascii="Times New Roman" w:hAnsi="Times New Roman" w:cs="Times New Roman" w:eastAsia="Times New Roman"/>
                 <w:b/>
                 <w:sz w:val="18"/>
               </w:rPr>
@@ -534,7 +543,6 @@
             </w:pPr>
             <w:r>
               <w:rPr>
-                <w:rFonts w:ascii="Times New Roman" w:hAnsi="Times New Roman" w:cs="Times New Roman" w:eastAsia="Times New Roman"/>
                 <w:b/>
                 <w:sz w:val="18"/>
               </w:rPr>
@@ -566,7 +574,6 @@
             </w:pPr>
             <w:r>
               <w:rPr>
-                <w:rFonts w:ascii="Times New Roman" w:hAnsi="Times New Roman" w:cs="Times New Roman" w:eastAsia="Times New Roman"/>
                 <w:b/>
                 <w:sz w:val="18"/>
               </w:rPr>
@@ -600,7 +607,6 @@
             </w:pPr>
             <w:r>
               <w:rPr>
-                <w:rFonts w:ascii="Times New Roman" w:hAnsi="Times New Roman" w:cs="Times New Roman" w:eastAsia="Times New Roman"/>
                 <w:b w:val="0"/>
                 <w:sz w:val="18"/>
               </w:rPr>
@@ -632,7 +638,6 @@
             </w:pPr>
             <w:r>
               <w:rPr>
-                <w:rFonts w:ascii="Times New Roman" w:hAnsi="Times New Roman" w:cs="Times New Roman" w:eastAsia="Times New Roman"/>
                 <w:b w:val="0"/>
                 <w:sz w:val="18"/>
               </w:rPr>
@@ -664,7 +669,6 @@
             </w:pPr>
             <w:r>
               <w:rPr>
-                <w:rFonts w:ascii="Times New Roman" w:hAnsi="Times New Roman" w:cs="Times New Roman" w:eastAsia="Times New Roman"/>
                 <w:b w:val="0"/>
                 <w:sz w:val="18"/>
               </w:rPr>
@@ -696,7 +700,6 @@
             </w:pPr>
             <w:r>
               <w:rPr>
-                <w:rFonts w:ascii="Times New Roman" w:hAnsi="Times New Roman" w:cs="Times New Roman" w:eastAsia="Times New Roman"/>
                 <w:b w:val="0"/>
                 <w:sz w:val="18"/>
               </w:rPr>
@@ -728,7 +731,6 @@
             </w:pPr>
             <w:r>
               <w:rPr>
-                <w:rFonts w:ascii="Times New Roman" w:hAnsi="Times New Roman" w:cs="Times New Roman" w:eastAsia="Times New Roman"/>
                 <w:b w:val="0"/>
                 <w:sz w:val="18"/>
               </w:rPr>
@@ -762,7 +764,6 @@
             </w:pPr>
             <w:r>
               <w:rPr>
-                <w:rFonts w:ascii="Times New Roman" w:hAnsi="Times New Roman" w:cs="Times New Roman" w:eastAsia="Times New Roman"/>
                 <w:b w:val="0"/>
                 <w:sz w:val="18"/>
               </w:rPr>
@@ -794,7 +795,6 @@
             </w:pPr>
             <w:r>
               <w:rPr>
-                <w:rFonts w:ascii="Times New Roman" w:hAnsi="Times New Roman" w:cs="Times New Roman" w:eastAsia="Times New Roman"/>
                 <w:b w:val="0"/>
                 <w:sz w:val="18"/>
               </w:rPr>
@@ -826,7 +826,6 @@
             </w:pPr>
             <w:r>
               <w:rPr>
-                <w:rFonts w:ascii="Times New Roman" w:hAnsi="Times New Roman" w:cs="Times New Roman" w:eastAsia="Times New Roman"/>
                 <w:b w:val="0"/>
                 <w:sz w:val="18"/>
               </w:rPr>
@@ -858,7 +857,6 @@
             </w:pPr>
             <w:r>
               <w:rPr>
-                <w:rFonts w:ascii="Times New Roman" w:hAnsi="Times New Roman" w:cs="Times New Roman" w:eastAsia="Times New Roman"/>
                 <w:b w:val="0"/>
                 <w:sz w:val="18"/>
               </w:rPr>
@@ -890,7 +888,6 @@
             </w:pPr>
             <w:r>
               <w:rPr>
-                <w:rFonts w:ascii="Times New Roman" w:hAnsi="Times New Roman" w:cs="Times New Roman" w:eastAsia="Times New Roman"/>
                 <w:b w:val="0"/>
                 <w:sz w:val="18"/>
               </w:rPr>
@@ -924,7 +921,6 @@
             </w:pPr>
             <w:r>
               <w:rPr>
-                <w:rFonts w:ascii="Times New Roman" w:hAnsi="Times New Roman" w:cs="Times New Roman" w:eastAsia="Times New Roman"/>
                 <w:b w:val="0"/>
                 <w:sz w:val="18"/>
               </w:rPr>
@@ -956,7 +952,6 @@
             </w:pPr>
             <w:r>
               <w:rPr>
-                <w:rFonts w:ascii="Times New Roman" w:hAnsi="Times New Roman" w:cs="Times New Roman" w:eastAsia="Times New Roman"/>
                 <w:b w:val="0"/>
                 <w:sz w:val="18"/>
               </w:rPr>
@@ -988,7 +983,6 @@
             </w:pPr>
             <w:r>
               <w:rPr>
-                <w:rFonts w:ascii="Times New Roman" w:hAnsi="Times New Roman" w:cs="Times New Roman" w:eastAsia="Times New Roman"/>
                 <w:b w:val="0"/>
                 <w:sz w:val="18"/>
               </w:rPr>
@@ -1020,7 +1014,6 @@
             </w:pPr>
             <w:r>
               <w:rPr>
-                <w:rFonts w:ascii="Times New Roman" w:hAnsi="Times New Roman" w:cs="Times New Roman" w:eastAsia="Times New Roman"/>
                 <w:b w:val="0"/>
                 <w:sz w:val="18"/>
               </w:rPr>
@@ -1052,7 +1045,6 @@
             </w:pPr>
             <w:r>
               <w:rPr>
-                <w:rFonts w:ascii="Times New Roman" w:hAnsi="Times New Roman" w:cs="Times New Roman" w:eastAsia="Times New Roman"/>
                 <w:b w:val="0"/>
                 <w:sz w:val="18"/>
               </w:rPr>
@@ -1086,7 +1078,6 @@
             </w:pPr>
             <w:r>
               <w:rPr>
-                <w:rFonts w:ascii="Times New Roman" w:hAnsi="Times New Roman" w:cs="Times New Roman" w:eastAsia="Times New Roman"/>
                 <w:b w:val="0"/>
                 <w:sz w:val="18"/>
               </w:rPr>
@@ -1118,7 +1109,6 @@
             </w:pPr>
             <w:r>
               <w:rPr>
-                <w:rFonts w:ascii="Times New Roman" w:hAnsi="Times New Roman" w:cs="Times New Roman" w:eastAsia="Times New Roman"/>
                 <w:b w:val="0"/>
                 <w:sz w:val="18"/>
               </w:rPr>
@@ -1150,7 +1140,6 @@
             </w:pPr>
             <w:r>
               <w:rPr>
-                <w:rFonts w:ascii="Times New Roman" w:hAnsi="Times New Roman" w:cs="Times New Roman" w:eastAsia="Times New Roman"/>
                 <w:b w:val="0"/>
                 <w:sz w:val="18"/>
               </w:rPr>
@@ -1182,7 +1171,6 @@
             </w:pPr>
             <w:r>
               <w:rPr>
-                <w:rFonts w:ascii="Times New Roman" w:hAnsi="Times New Roman" w:cs="Times New Roman" w:eastAsia="Times New Roman"/>
                 <w:b w:val="0"/>
                 <w:sz w:val="18"/>
               </w:rPr>
@@ -1214,7 +1202,6 @@
             </w:pPr>
             <w:r>
               <w:rPr>
-                <w:rFonts w:ascii="Times New Roman" w:hAnsi="Times New Roman" w:cs="Times New Roman" w:eastAsia="Times New Roman"/>
                 <w:b w:val="0"/>
                 <w:sz w:val="18"/>
               </w:rPr>
@@ -1248,7 +1235,6 @@
             </w:pPr>
             <w:r>
               <w:rPr>
-                <w:rFonts w:ascii="Times New Roman" w:hAnsi="Times New Roman" w:cs="Times New Roman" w:eastAsia="Times New Roman"/>
                 <w:b w:val="0"/>
                 <w:sz w:val="18"/>
               </w:rPr>
@@ -1280,7 +1266,6 @@
             </w:pPr>
             <w:r>
               <w:rPr>
-                <w:rFonts w:ascii="Times New Roman" w:hAnsi="Times New Roman" w:cs="Times New Roman" w:eastAsia="Times New Roman"/>
                 <w:b w:val="0"/>
                 <w:sz w:val="18"/>
               </w:rPr>
@@ -1312,7 +1297,6 @@
             </w:pPr>
             <w:r>
               <w:rPr>
-                <w:rFonts w:ascii="Times New Roman" w:hAnsi="Times New Roman" w:cs="Times New Roman" w:eastAsia="Times New Roman"/>
                 <w:b w:val="0"/>
                 <w:sz w:val="18"/>
               </w:rPr>
@@ -1344,7 +1328,6 @@
             </w:pPr>
             <w:r>
               <w:rPr>
-                <w:rFonts w:ascii="Times New Roman" w:hAnsi="Times New Roman" w:cs="Times New Roman" w:eastAsia="Times New Roman"/>
                 <w:b w:val="0"/>
                 <w:sz w:val="18"/>
               </w:rPr>
@@ -1376,7 +1359,6 @@
             </w:pPr>
             <w:r>
               <w:rPr>
-                <w:rFonts w:ascii="Times New Roman" w:hAnsi="Times New Roman" w:cs="Times New Roman" w:eastAsia="Times New Roman"/>
                 <w:b w:val="0"/>
                 <w:sz w:val="18"/>
               </w:rPr>
@@ -1410,7 +1392,6 @@
             </w:pPr>
             <w:r>
               <w:rPr>
-                <w:rFonts w:ascii="Times New Roman" w:hAnsi="Times New Roman" w:cs="Times New Roman" w:eastAsia="Times New Roman"/>
                 <w:b w:val="0"/>
                 <w:sz w:val="18"/>
               </w:rPr>
@@ -1442,7 +1423,6 @@
             </w:pPr>
             <w:r>
               <w:rPr>
-                <w:rFonts w:ascii="Times New Roman" w:hAnsi="Times New Roman" w:cs="Times New Roman" w:eastAsia="Times New Roman"/>
                 <w:b w:val="0"/>
                 <w:sz w:val="18"/>
               </w:rPr>
@@ -1474,7 +1454,6 @@
             </w:pPr>
             <w:r>
               <w:rPr>
-                <w:rFonts w:ascii="Times New Roman" w:hAnsi="Times New Roman" w:cs="Times New Roman" w:eastAsia="Times New Roman"/>
                 <w:b w:val="0"/>
                 <w:sz w:val="18"/>
               </w:rPr>
@@ -1506,7 +1485,6 @@
             </w:pPr>
             <w:r>
               <w:rPr>
-                <w:rFonts w:ascii="Times New Roman" w:hAnsi="Times New Roman" w:cs="Times New Roman" w:eastAsia="Times New Roman"/>
                 <w:b w:val="0"/>
                 <w:sz w:val="18"/>
               </w:rPr>
@@ -1538,7 +1516,6 @@
             </w:pPr>
             <w:r>
               <w:rPr>
-                <w:rFonts w:ascii="Times New Roman" w:hAnsi="Times New Roman" w:cs="Times New Roman" w:eastAsia="Times New Roman"/>
                 <w:b w:val="0"/>
                 <w:sz w:val="18"/>
               </w:rPr>
@@ -1572,7 +1549,6 @@
             </w:pPr>
             <w:r>
               <w:rPr>
-                <w:rFonts w:ascii="Times New Roman" w:hAnsi="Times New Roman" w:cs="Times New Roman" w:eastAsia="Times New Roman"/>
                 <w:b w:val="0"/>
                 <w:sz w:val="18"/>
               </w:rPr>
@@ -1604,7 +1580,6 @@
             </w:pPr>
             <w:r>
               <w:rPr>
-                <w:rFonts w:ascii="Times New Roman" w:hAnsi="Times New Roman" w:cs="Times New Roman" w:eastAsia="Times New Roman"/>
                 <w:b w:val="0"/>
                 <w:sz w:val="18"/>
               </w:rPr>
@@ -1636,7 +1611,6 @@
             </w:pPr>
             <w:r>
               <w:rPr>
-                <w:rFonts w:ascii="Times New Roman" w:hAnsi="Times New Roman" w:cs="Times New Roman" w:eastAsia="Times New Roman"/>
                 <w:b w:val="0"/>
                 <w:sz w:val="18"/>
               </w:rPr>
@@ -1668,7 +1642,6 @@
             </w:pPr>
             <w:r>
               <w:rPr>
-                <w:rFonts w:ascii="Times New Roman" w:hAnsi="Times New Roman" w:cs="Times New Roman" w:eastAsia="Times New Roman"/>
                 <w:b w:val="0"/>
                 <w:sz w:val="18"/>
               </w:rPr>
@@ -1700,7 +1673,6 @@
             </w:pPr>
             <w:r>
               <w:rPr>
-                <w:rFonts w:ascii="Times New Roman" w:hAnsi="Times New Roman" w:cs="Times New Roman" w:eastAsia="Times New Roman"/>
                 <w:b w:val="0"/>
                 <w:sz w:val="18"/>
               </w:rPr>
@@ -1734,7 +1706,6 @@
             </w:pPr>
             <w:r>
               <w:rPr>
-                <w:rFonts w:ascii="Times New Roman" w:hAnsi="Times New Roman" w:cs="Times New Roman" w:eastAsia="Times New Roman"/>
                 <w:b w:val="0"/>
                 <w:sz w:val="18"/>
               </w:rPr>
@@ -1766,7 +1737,6 @@
             </w:pPr>
             <w:r>
               <w:rPr>
-                <w:rFonts w:ascii="Times New Roman" w:hAnsi="Times New Roman" w:cs="Times New Roman" w:eastAsia="Times New Roman"/>
                 <w:b w:val="0"/>
                 <w:sz w:val="18"/>
               </w:rPr>
@@ -1798,7 +1768,6 @@
             </w:pPr>
             <w:r>
               <w:rPr>
-                <w:rFonts w:ascii="Times New Roman" w:hAnsi="Times New Roman" w:cs="Times New Roman" w:eastAsia="Times New Roman"/>
                 <w:b w:val="0"/>
                 <w:sz w:val="18"/>
               </w:rPr>
@@ -1830,7 +1799,6 @@
             </w:pPr>
             <w:r>
               <w:rPr>
-                <w:rFonts w:ascii="Times New Roman" w:hAnsi="Times New Roman" w:cs="Times New Roman" w:eastAsia="Times New Roman"/>
                 <w:b w:val="0"/>
                 <w:sz w:val="18"/>
               </w:rPr>
@@ -1862,7 +1830,6 @@
             </w:pPr>
             <w:r>
               <w:rPr>
-                <w:rFonts w:ascii="Times New Roman" w:hAnsi="Times New Roman" w:cs="Times New Roman" w:eastAsia="Times New Roman"/>
                 <w:b w:val="0"/>
                 <w:sz w:val="18"/>
               </w:rPr>
@@ -1887,7 +1854,7 @@
         <w:pStyle w:val="Heading1"/>
       </w:pPr>
       <w:r>
-        <w:t>3. DANH MỤC</w:t>
+        <w:t>3. Danh mục</w:t>
       </w:r>
     </w:p>
     <w:p>
@@ -1937,7 +1904,7 @@
         <w:pStyle w:val="Heading1"/>
       </w:pPr>
       <w:r>
-        <w:t>4. TÀI SẢN VÀ DỮ LIỆU TỒN ĐẦU KỲ</w:t>
+        <w:t>4. Tài sản và dữ liệu tồn đầu kỳ</w:t>
       </w:r>
     </w:p>
     <w:p>
@@ -1950,7 +1917,7 @@
         <w:pStyle w:val="Heading2"/>
       </w:pPr>
       <w:r>
-        <w:t>TẠO MỘT TÀI SẢN TỒN ĐẦU KỲ</w:t>
+        <w:t>Tạo một tài sản tồn đầu kỳ</w:t>
       </w:r>
     </w:p>
     <w:p>
@@ -2011,7 +1978,7 @@
         <w:pStyle w:val="Heading2"/>
       </w:pPr>
       <w:r>
-        <w:t>IMPORT EXCEL TỒN ĐẦU KỲ</w:t>
+        <w:t>Import Excel tồn đầu kỳ</w:t>
       </w:r>
     </w:p>
     <w:p>
@@ -2056,7 +2023,7 @@
         <w:pStyle w:val="Heading2"/>
       </w:pPr>
       <w:r>
-        <w:t>QUAN HỆ VÀ LICENSE</w:t>
+        <w:t>Quan hệ và license</w:t>
       </w:r>
     </w:p>
     <w:p>
@@ -2069,7 +2036,7 @@
         <w:pStyle w:val="Heading1"/>
       </w:pPr>
       <w:r>
-        <w:t>5. NHẬP KHO TÀI SẢN MUA MỚI</w:t>
+        <w:t>5. Nhập kho tài sản mua mới</w:t>
       </w:r>
     </w:p>
     <w:p>
@@ -2082,7 +2049,7 @@
         <w:pStyle w:val="Heading2"/>
       </w:pPr>
       <w:r>
-        <w:t>PUR_STAFF HOẶC ADMIN LẬP PHIẾU</w:t>
+        <w:t>PUR_STAFF hoặc ADMIN lập phiếu</w:t>
       </w:r>
     </w:p>
     <w:p>
@@ -2135,7 +2102,7 @@
         <w:pStyle w:val="Heading2"/>
       </w:pPr>
       <w:r>
-        <w:t>IT_STAFF HOẶC ADMIN XỬ LÝ</w:t>
+        <w:t>IT_STAFF hoặc ADMIN xử lý</w:t>
       </w:r>
     </w:p>
     <w:p>
@@ -2172,7 +2139,7 @@
         <w:pStyle w:val="Heading1"/>
       </w:pPr>
       <w:r>
-        <w:t>6. BÀN GIAO</w:t>
+        <w:t>6. Bàn giao</w:t>
       </w:r>
     </w:p>
     <w:p>
@@ -2222,7 +2189,12 @@
         <w:pStyle w:val="Heading1"/>
       </w:pPr>
       <w:r>
-        <w:t>7. THU HỒI</w:t>
+        <w:t>7. Thu hồi</w:t>
+      </w:r>
+    </w:p>
+    <w:p>
+      <w:r>
+        <w:t>Lưu ý phiên bản kiểm tra ngày 25/09/2026: tab Lịch sử thu hồi chỉ giữ các phiếu vừa tạo trong phiên trang, chưa tải lại phiếu cũ khi mở trang/reload (H01). Để tra cứu phiếu đã lưu, vào Chứng từ, lọc loại Thu hồi hoặc nhập mã phiếu và mở PDF. Dữ liệu backend vẫn được lưu; không tạo lại phiếu chỉ vì tab Lịch sử đang trống.</w:t>
       </w:r>
     </w:p>
     <w:p>
@@ -2275,7 +2247,7 @@
         <w:pStyle w:val="Heading1"/>
       </w:pPr>
       <w:r>
-        <w:t>8. THANH LÝ</w:t>
+        <w:t>8. Thanh lý</w:t>
       </w:r>
     </w:p>
     <w:p>
@@ -2325,7 +2297,7 @@
         <w:pStyle w:val="Heading1"/>
       </w:pPr>
       <w:r>
-        <w:t>9. CHỨNG TỪ, PDF VÀ EMAIL GIẢ LẬP</w:t>
+        <w:t>9. Chứng từ, PDF và email giả lập</w:t>
       </w:r>
     </w:p>
     <w:p>
@@ -2343,7 +2315,7 @@
         <w:pStyle w:val="Heading1"/>
       </w:pPr>
       <w:r>
-        <w:t>10. TỔNG QUAN VÀ XUẤT BÁO CÁO</w:t>
+        <w:t>10. Tổng quan và xuất báo cáo</w:t>
       </w:r>
     </w:p>
     <w:p>
@@ -2361,7 +2333,7 @@
         <w:pStyle w:val="Heading1"/>
       </w:pPr>
       <w:r>
-        <w:t>11. GIỚI HẠN CẦN BIẾT</w:t>
+        <w:t>11. Giới hạn cần biết</w:t>
       </w:r>
     </w:p>
     <w:p>
@@ -2416,7 +2388,6 @@
     </w:pPr>
     <w:r>
       <w:rPr>
-        <w:rFonts w:ascii="Times New Roman" w:hAnsi="Times New Roman" w:cs="Times New Roman" w:eastAsia="Times New Roman"/>
         <w:sz w:val="18"/>
       </w:rPr>
       <w:t xml:space="preserve">ITAM  |  </w:t>
@@ -2634,9 +2605,9 @@
   <w:docDefaults>
     <w:rPrDefault>
       <w:rPr>
-        <w:rFonts w:ascii="Times New Roman" w:hAnsi="Times New Roman" w:cs="Times New Roman" w:eastAsia="Times New Roman"/>
-        <w:sz w:val="26"/>
-        <w:szCs w:val="26"/>
+        <w:rFonts w:asciiTheme="minorHAnsi" w:eastAsiaTheme="minorEastAsia" w:hAnsiTheme="minorHAnsi" w:cstheme="minorBidi"/>
+        <w:sz w:val="22"/>
+        <w:szCs w:val="22"/>
         <w:lang w:val="en-US" w:eastAsia="en-US" w:bidi="ar-SA"/>
       </w:rPr>
     </w:rPrDefault>
@@ -2793,10 +2764,9 @@
       <w:spacing w:after="120" w:line="259" w:lineRule="auto"/>
     </w:pPr>
     <w:rPr>
-      <w:rFonts w:ascii="Times New Roman" w:hAnsi="Times New Roman" w:cs="Times New Roman" w:eastAsia="Times New Roman"/>
+      <w:rFonts w:ascii="Calibri" w:hAnsi="Calibri"/>
       <w:color w:val="000000"/>
-      <w:sz w:val="26"/>
-      <w:szCs w:val="26"/>
+      <w:sz w:val="22"/>
     </w:rPr>
   </w:style>
   <w:style w:type="paragraph" w:styleId="Header">
@@ -2858,13 +2828,12 @@
       <w:outlineLvl w:val="0"/>
     </w:pPr>
     <w:rPr>
-      <w:rFonts w:ascii="Times New Roman" w:hAnsi="Times New Roman" w:cs="Times New Roman" w:eastAsia="Times New Roman"/>
+      <w:rFonts w:asciiTheme="majorHAnsi" w:eastAsiaTheme="majorEastAsia" w:hAnsiTheme="majorHAnsi" w:cstheme="majorBidi" w:ascii="Calibri" w:hAnsi="Calibri"/>
       <w:b/>
       <w:bCs/>
       <w:color w:val="000000"/>
-      <w:sz w:val="28"/>
+      <w:sz w:val="32"/>
       <w:szCs w:val="28"/>
-      <w:caps/>
     </w:rPr>
   </w:style>
   <w:style w:type="paragraph" w:styleId="Heading2">
@@ -2883,13 +2852,12 @@
       <w:outlineLvl w:val="1"/>
     </w:pPr>
     <w:rPr>
-      <w:rFonts w:ascii="Times New Roman" w:hAnsi="Times New Roman" w:cs="Times New Roman" w:eastAsia="Times New Roman"/>
+      <w:rFonts w:asciiTheme="majorHAnsi" w:eastAsiaTheme="majorEastAsia" w:hAnsiTheme="majorHAnsi" w:cstheme="majorBidi" w:ascii="Calibri" w:hAnsi="Calibri"/>
       <w:b/>
       <w:bCs/>
       <w:color w:val="000000"/>
-      <w:sz w:val="28"/>
-      <w:szCs w:val="28"/>
-      <w:caps/>
+      <w:sz w:val="26"/>
+      <w:szCs w:val="26"/>
     </w:rPr>
   </w:style>
   <w:style w:type="paragraph" w:styleId="Heading3">
@@ -2908,7 +2876,7 @@
       <w:outlineLvl w:val="2"/>
     </w:pPr>
     <w:rPr>
-      <w:rFonts w:ascii="Times New Roman" w:hAnsi="Times New Roman" w:cs="Times New Roman" w:eastAsia="Times New Roman"/>
+      <w:rFonts w:asciiTheme="majorHAnsi" w:eastAsiaTheme="majorEastAsia" w:hAnsiTheme="majorHAnsi" w:cstheme="majorBidi" w:ascii="Calibri" w:hAnsi="Calibri"/>
       <w:b/>
       <w:bCs/>
       <w:color w:val="000000"/>
@@ -2932,7 +2900,7 @@
       <w:outlineLvl w:val="3"/>
     </w:pPr>
     <w:rPr>
-      <w:rFonts w:ascii="Times New Roman" w:hAnsi="Times New Roman" w:cs="Times New Roman" w:eastAsia="Times New Roman"/>
+      <w:rFonts w:asciiTheme="majorHAnsi" w:eastAsiaTheme="majorEastAsia" w:hAnsiTheme="majorHAnsi" w:cstheme="majorBidi"/>
       <w:b/>
       <w:bCs/>
       <w:i/>
@@ -2957,7 +2925,7 @@
       <w:outlineLvl w:val="4"/>
     </w:pPr>
     <w:rPr>
-      <w:rFonts w:ascii="Times New Roman" w:hAnsi="Times New Roman" w:cs="Times New Roman" w:eastAsia="Times New Roman"/>
+      <w:rFonts w:asciiTheme="majorHAnsi" w:eastAsiaTheme="majorEastAsia" w:hAnsiTheme="majorHAnsi" w:cstheme="majorBidi"/>
       <w:color w:val="243F60" w:themeColor="accent1" w:themeShade="7F"/>
     </w:rPr>
   </w:style>
@@ -2978,7 +2946,7 @@
       <w:outlineLvl w:val="5"/>
     </w:pPr>
     <w:rPr>
-      <w:rFonts w:ascii="Times New Roman" w:hAnsi="Times New Roman" w:cs="Times New Roman" w:eastAsia="Times New Roman"/>
+      <w:rFonts w:asciiTheme="majorHAnsi" w:eastAsiaTheme="majorEastAsia" w:hAnsiTheme="majorHAnsi" w:cstheme="majorBidi"/>
       <w:i/>
       <w:iCs/>
       <w:color w:val="243F60" w:themeColor="accent1" w:themeShade="7F"/>
@@ -3001,7 +2969,7 @@
       <w:outlineLvl w:val="6"/>
     </w:pPr>
     <w:rPr>
-      <w:rFonts w:ascii="Times New Roman" w:hAnsi="Times New Roman" w:cs="Times New Roman" w:eastAsia="Times New Roman"/>
+      <w:rFonts w:asciiTheme="majorHAnsi" w:eastAsiaTheme="majorEastAsia" w:hAnsiTheme="majorHAnsi" w:cstheme="majorBidi"/>
       <w:i/>
       <w:iCs/>
       <w:color w:val="404040" w:themeColor="text1" w:themeTint="BF"/>
@@ -3024,7 +2992,7 @@
       <w:outlineLvl w:val="7"/>
     </w:pPr>
     <w:rPr>
-      <w:rFonts w:ascii="Times New Roman" w:hAnsi="Times New Roman" w:cs="Times New Roman" w:eastAsia="Times New Roman"/>
+      <w:rFonts w:asciiTheme="majorHAnsi" w:eastAsiaTheme="majorEastAsia" w:hAnsiTheme="majorHAnsi" w:cstheme="majorBidi"/>
       <w:color w:val="4F81BD" w:themeColor="accent1"/>
       <w:sz w:val="20"/>
       <w:szCs w:val="20"/>
@@ -3047,7 +3015,7 @@
       <w:outlineLvl w:val="8"/>
     </w:pPr>
     <w:rPr>
-      <w:rFonts w:ascii="Times New Roman" w:hAnsi="Times New Roman" w:cs="Times New Roman" w:eastAsia="Times New Roman"/>
+      <w:rFonts w:asciiTheme="majorHAnsi" w:eastAsiaTheme="majorEastAsia" w:hAnsiTheme="majorHAnsi" w:cstheme="majorBidi"/>
       <w:i/>
       <w:iCs/>
       <w:color w:val="404040" w:themeColor="text1" w:themeTint="BF"/>
@@ -3098,7 +3066,7 @@
     <w:uiPriority w:val="9"/>
     <w:rsid w:val="00FC693F"/>
     <w:rPr>
-      <w:rFonts w:ascii="Times New Roman" w:hAnsi="Times New Roman" w:cs="Times New Roman" w:eastAsia="Times New Roman"/>
+      <w:rFonts w:asciiTheme="majorHAnsi" w:eastAsiaTheme="majorEastAsia" w:hAnsiTheme="majorHAnsi" w:cstheme="majorBidi"/>
       <w:b/>
       <w:bCs/>
       <w:color w:val="365F91" w:themeColor="accent1" w:themeShade="BF"/>
@@ -3113,7 +3081,7 @@
     <w:uiPriority w:val="9"/>
     <w:rsid w:val="00FC693F"/>
     <w:rPr>
-      <w:rFonts w:ascii="Times New Roman" w:hAnsi="Times New Roman" w:cs="Times New Roman" w:eastAsia="Times New Roman"/>
+      <w:rFonts w:asciiTheme="majorHAnsi" w:eastAsiaTheme="majorEastAsia" w:hAnsiTheme="majorHAnsi" w:cstheme="majorBidi"/>
       <w:b/>
       <w:bCs/>
       <w:color w:val="4F81BD" w:themeColor="accent1"/>
@@ -3128,7 +3096,7 @@
     <w:uiPriority w:val="9"/>
     <w:rsid w:val="00FC693F"/>
     <w:rPr>
-      <w:rFonts w:ascii="Times New Roman" w:hAnsi="Times New Roman" w:cs="Times New Roman" w:eastAsia="Times New Roman"/>
+      <w:rFonts w:asciiTheme="majorHAnsi" w:eastAsiaTheme="majorEastAsia" w:hAnsiTheme="majorHAnsi" w:cstheme="majorBidi"/>
       <w:b/>
       <w:bCs/>
       <w:color w:val="4F81BD" w:themeColor="accent1"/>
@@ -3150,15 +3118,12 @@
       <w:contextualSpacing/>
     </w:pPr>
     <w:rPr>
-      <w:rFonts w:ascii="Times New Roman" w:hAnsi="Times New Roman" w:cs="Times New Roman" w:eastAsia="Times New Roman"/>
+      <w:rFonts w:asciiTheme="majorHAnsi" w:eastAsiaTheme="majorEastAsia" w:hAnsiTheme="majorHAnsi" w:cstheme="majorBidi" w:ascii="Calibri" w:hAnsi="Calibri"/>
       <w:color w:val="000000"/>
       <w:spacing w:val="5"/>
       <w:kern w:val="28"/>
-      <w:sz w:val="28"/>
-      <w:szCs w:val="28"/>
-      <w:b/>
-      <w:bCs/>
-      <w:caps/>
+      <w:sz w:val="46"/>
+      <w:szCs w:val="52"/>
     </w:rPr>
   </w:style>
   <w:style w:type="character" w:customStyle="1" w:styleId="TitleChar">
@@ -3168,7 +3133,7 @@
     <w:uiPriority w:val="10"/>
     <w:rsid w:val="00FC693F"/>
     <w:rPr>
-      <w:rFonts w:ascii="Times New Roman" w:hAnsi="Times New Roman" w:cs="Times New Roman" w:eastAsia="Times New Roman"/>
+      <w:rFonts w:asciiTheme="majorHAnsi" w:eastAsiaTheme="majorEastAsia" w:hAnsiTheme="majorHAnsi" w:cstheme="majorBidi"/>
       <w:color w:val="17365D" w:themeColor="text2" w:themeShade="BF"/>
       <w:spacing w:val="5"/>
       <w:kern w:val="28"/>
@@ -3190,7 +3155,7 @@
       </w:numPr>
     </w:pPr>
     <w:rPr>
-      <w:rFonts w:ascii="Times New Roman" w:hAnsi="Times New Roman" w:cs="Times New Roman" w:eastAsia="Times New Roman"/>
+      <w:rFonts w:asciiTheme="majorHAnsi" w:eastAsiaTheme="majorEastAsia" w:hAnsiTheme="majorHAnsi" w:cstheme="majorBidi"/>
       <w:i/>
       <w:iCs/>
       <w:color w:val="4F81BD" w:themeColor="accent1"/>
@@ -3206,7 +3171,7 @@
     <w:uiPriority w:val="11"/>
     <w:rsid w:val="00FC693F"/>
     <w:rPr>
-      <w:rFonts w:ascii="Times New Roman" w:hAnsi="Times New Roman" w:cs="Times New Roman" w:eastAsia="Times New Roman"/>
+      <w:rFonts w:asciiTheme="majorHAnsi" w:eastAsiaTheme="majorEastAsia" w:hAnsiTheme="majorHAnsi" w:cstheme="majorBidi"/>
       <w:i/>
       <w:iCs/>
       <w:color w:val="4F81BD" w:themeColor="accent1"/>
@@ -3334,10 +3299,8 @@
       <w:contextualSpacing/>
     </w:pPr>
     <w:rPr>
-      <w:rFonts w:ascii="Times New Roman" w:hAnsi="Times New Roman" w:cs="Times New Roman" w:eastAsia="Times New Roman"/>
+      <w:rFonts w:ascii="Calibri" w:hAnsi="Calibri"/>
       <w:color w:val="000000"/>
-      <w:sz w:val="26"/>
-      <w:szCs w:val="26"/>
     </w:rPr>
   </w:style>
   <w:style w:type="paragraph" w:styleId="ListBullet2">
@@ -3379,7 +3342,7 @@
       <w:contextualSpacing/>
     </w:pPr>
     <w:rPr>
-      <w:rFonts w:ascii="Times New Roman" w:hAnsi="Times New Roman" w:cs="Times New Roman" w:eastAsia="Times New Roman"/>
+      <w:rFonts w:ascii="Calibri" w:hAnsi="Calibri"/>
       <w:color w:val="000000"/>
     </w:rPr>
   </w:style>
@@ -3463,7 +3426,7 @@
       </w:tabs>
     </w:pPr>
     <w:rPr>
-      <w:rFonts w:ascii="Times New Roman" w:hAnsi="Times New Roman" w:cs="Times New Roman" w:eastAsia="Times New Roman"/>
+      <w:rFonts w:ascii="Courier" w:hAnsi="Courier"/>
       <w:sz w:val="20"/>
       <w:szCs w:val="20"/>
     </w:rPr>
@@ -3475,7 +3438,7 @@
     <w:uiPriority w:val="99"/>
     <w:rsid w:val="0029639D"/>
     <w:rPr>
-      <w:rFonts w:ascii="Times New Roman" w:hAnsi="Times New Roman" w:cs="Times New Roman" w:eastAsia="Times New Roman"/>
+      <w:rFonts w:ascii="Courier" w:hAnsi="Courier"/>
       <w:sz w:val="20"/>
       <w:szCs w:val="20"/>
     </w:rPr>
@@ -3514,7 +3477,7 @@
     <w:semiHidden/>
     <w:rsid w:val="00FC693F"/>
     <w:rPr>
-      <w:rFonts w:ascii="Times New Roman" w:hAnsi="Times New Roman" w:cs="Times New Roman" w:eastAsia="Times New Roman"/>
+      <w:rFonts w:asciiTheme="majorHAnsi" w:eastAsiaTheme="majorEastAsia" w:hAnsiTheme="majorHAnsi" w:cstheme="majorBidi"/>
       <w:b/>
       <w:bCs/>
       <w:i/>
@@ -3530,7 +3493,7 @@
     <w:semiHidden/>
     <w:rsid w:val="00FC693F"/>
     <w:rPr>
-      <w:rFonts w:ascii="Times New Roman" w:hAnsi="Times New Roman" w:cs="Times New Roman" w:eastAsia="Times New Roman"/>
+      <w:rFonts w:asciiTheme="majorHAnsi" w:eastAsiaTheme="majorEastAsia" w:hAnsiTheme="majorHAnsi" w:cstheme="majorBidi"/>
       <w:color w:val="243F60" w:themeColor="accent1" w:themeShade="7F"/>
     </w:rPr>
   </w:style>
@@ -3542,7 +3505,7 @@
     <w:semiHidden/>
     <w:rsid w:val="00FC693F"/>
     <w:rPr>
-      <w:rFonts w:ascii="Times New Roman" w:hAnsi="Times New Roman" w:cs="Times New Roman" w:eastAsia="Times New Roman"/>
+      <w:rFonts w:asciiTheme="majorHAnsi" w:eastAsiaTheme="majorEastAsia" w:hAnsiTheme="majorHAnsi" w:cstheme="majorBidi"/>
       <w:i/>
       <w:iCs/>
       <w:color w:val="243F60" w:themeColor="accent1" w:themeShade="7F"/>
@@ -3556,7 +3519,7 @@
     <w:semiHidden/>
     <w:rsid w:val="00FC693F"/>
     <w:rPr>
-      <w:rFonts w:ascii="Times New Roman" w:hAnsi="Times New Roman" w:cs="Times New Roman" w:eastAsia="Times New Roman"/>
+      <w:rFonts w:asciiTheme="majorHAnsi" w:eastAsiaTheme="majorEastAsia" w:hAnsiTheme="majorHAnsi" w:cstheme="majorBidi"/>
       <w:i/>
       <w:iCs/>
       <w:color w:val="404040" w:themeColor="text1" w:themeTint="BF"/>
@@ -3570,7 +3533,7 @@
     <w:semiHidden/>
     <w:rsid w:val="00FC693F"/>
     <w:rPr>
-      <w:rFonts w:ascii="Times New Roman" w:hAnsi="Times New Roman" w:cs="Times New Roman" w:eastAsia="Times New Roman"/>
+      <w:rFonts w:asciiTheme="majorHAnsi" w:eastAsiaTheme="majorEastAsia" w:hAnsiTheme="majorHAnsi" w:cstheme="majorBidi"/>
       <w:color w:val="4F81BD" w:themeColor="accent1"/>
       <w:sz w:val="20"/>
       <w:szCs w:val="20"/>
@@ -3584,7 +3547,7 @@
     <w:semiHidden/>
     <w:rsid w:val="00FC693F"/>
     <w:rPr>
-      <w:rFonts w:ascii="Times New Roman" w:hAnsi="Times New Roman" w:cs="Times New Roman" w:eastAsia="Times New Roman"/>
+      <w:rFonts w:asciiTheme="majorHAnsi" w:eastAsiaTheme="majorEastAsia" w:hAnsiTheme="majorHAnsi" w:cstheme="majorBidi"/>
       <w:i/>
       <w:iCs/>
       <w:color w:val="404040" w:themeColor="text1" w:themeTint="BF"/>
@@ -8433,7 +8396,7 @@
       <w:spacing w:after="0" w:line="240" w:lineRule="auto"/>
     </w:pPr>
     <w:rPr>
-      <w:rFonts w:ascii="Times New Roman" w:hAnsi="Times New Roman" w:cs="Times New Roman" w:eastAsia="Times New Roman"/>
+      <w:rFonts w:asciiTheme="majorHAnsi" w:eastAsiaTheme="majorEastAsia" w:hAnsiTheme="majorHAnsi" w:cstheme="majorBidi"/>
       <w:color w:val="000000" w:themeColor="text1"/>
     </w:rPr>
     <w:tblPr>
@@ -8561,7 +8524,7 @@
       <w:spacing w:after="0" w:line="240" w:lineRule="auto"/>
     </w:pPr>
     <w:rPr>
-      <w:rFonts w:ascii="Times New Roman" w:hAnsi="Times New Roman" w:cs="Times New Roman" w:eastAsia="Times New Roman"/>
+      <w:rFonts w:asciiTheme="majorHAnsi" w:eastAsiaTheme="majorEastAsia" w:hAnsiTheme="majorHAnsi" w:cstheme="majorBidi"/>
       <w:color w:val="000000" w:themeColor="text1"/>
     </w:rPr>
     <w:tblPr>
@@ -8689,7 +8652,7 @@
       <w:spacing w:after="0" w:line="240" w:lineRule="auto"/>
     </w:pPr>
     <w:rPr>
-      <w:rFonts w:ascii="Times New Roman" w:hAnsi="Times New Roman" w:cs="Times New Roman" w:eastAsia="Times New Roman"/>
+      <w:rFonts w:asciiTheme="majorHAnsi" w:eastAsiaTheme="majorEastAsia" w:hAnsiTheme="majorHAnsi" w:cstheme="majorBidi"/>
       <w:color w:val="000000" w:themeColor="text1"/>
     </w:rPr>
     <w:tblPr>
@@ -8817,7 +8780,7 @@
       <w:spacing w:after="0" w:line="240" w:lineRule="auto"/>
     </w:pPr>
     <w:rPr>
-      <w:rFonts w:ascii="Times New Roman" w:hAnsi="Times New Roman" w:cs="Times New Roman" w:eastAsia="Times New Roman"/>
+      <w:rFonts w:asciiTheme="majorHAnsi" w:eastAsiaTheme="majorEastAsia" w:hAnsiTheme="majorHAnsi" w:cstheme="majorBidi"/>
       <w:color w:val="000000" w:themeColor="text1"/>
     </w:rPr>
     <w:tblPr>
@@ -8945,7 +8908,7 @@
       <w:spacing w:after="0" w:line="240" w:lineRule="auto"/>
     </w:pPr>
     <w:rPr>
-      <w:rFonts w:ascii="Times New Roman" w:hAnsi="Times New Roman" w:cs="Times New Roman" w:eastAsia="Times New Roman"/>
+      <w:rFonts w:asciiTheme="majorHAnsi" w:eastAsiaTheme="majorEastAsia" w:hAnsiTheme="majorHAnsi" w:cstheme="majorBidi"/>
       <w:color w:val="000000" w:themeColor="text1"/>
     </w:rPr>
     <w:tblPr>
@@ -9073,7 +9036,7 @@
       <w:spacing w:after="0" w:line="240" w:lineRule="auto"/>
     </w:pPr>
     <w:rPr>
-      <w:rFonts w:ascii="Times New Roman" w:hAnsi="Times New Roman" w:cs="Times New Roman" w:eastAsia="Times New Roman"/>
+      <w:rFonts w:asciiTheme="majorHAnsi" w:eastAsiaTheme="majorEastAsia" w:hAnsiTheme="majorHAnsi" w:cstheme="majorBidi"/>
       <w:color w:val="000000" w:themeColor="text1"/>
     </w:rPr>
     <w:tblPr>
@@ -9201,7 +9164,7 @@
       <w:spacing w:after="0" w:line="240" w:lineRule="auto"/>
     </w:pPr>
     <w:rPr>
-      <w:rFonts w:ascii="Times New Roman" w:hAnsi="Times New Roman" w:cs="Times New Roman" w:eastAsia="Times New Roman"/>
+      <w:rFonts w:asciiTheme="majorHAnsi" w:eastAsiaTheme="majorEastAsia" w:hAnsiTheme="majorHAnsi" w:cstheme="majorBidi"/>
       <w:color w:val="000000" w:themeColor="text1"/>
     </w:rPr>
     <w:tblPr>
@@ -9840,7 +9803,7 @@
       <w:spacing w:after="0" w:line="240" w:lineRule="auto"/>
     </w:pPr>
     <w:rPr>
-      <w:rFonts w:ascii="Times New Roman" w:hAnsi="Times New Roman" w:cs="Times New Roman" w:eastAsia="Times New Roman"/>
+      <w:rFonts w:asciiTheme="majorHAnsi" w:eastAsiaTheme="majorEastAsia" w:hAnsiTheme="majorHAnsi" w:cstheme="majorBidi"/>
       <w:color w:val="000000" w:themeColor="text1"/>
     </w:rPr>
     <w:tblPr>
@@ -9965,7 +9928,7 @@
       <w:spacing w:after="0" w:line="240" w:lineRule="auto"/>
     </w:pPr>
     <w:rPr>
-      <w:rFonts w:ascii="Times New Roman" w:hAnsi="Times New Roman" w:cs="Times New Roman" w:eastAsia="Times New Roman"/>
+      <w:rFonts w:asciiTheme="majorHAnsi" w:eastAsiaTheme="majorEastAsia" w:hAnsiTheme="majorHAnsi" w:cstheme="majorBidi"/>
       <w:color w:val="000000" w:themeColor="text1"/>
     </w:rPr>
     <w:tblPr>
@@ -10090,7 +10053,7 @@
       <w:spacing w:after="0" w:line="240" w:lineRule="auto"/>
     </w:pPr>
     <w:rPr>
-      <w:rFonts w:ascii="Times New Roman" w:hAnsi="Times New Roman" w:cs="Times New Roman" w:eastAsia="Times New Roman"/>
+      <w:rFonts w:asciiTheme="majorHAnsi" w:eastAsiaTheme="majorEastAsia" w:hAnsiTheme="majorHAnsi" w:cstheme="majorBidi"/>
       <w:color w:val="000000" w:themeColor="text1"/>
     </w:rPr>
     <w:tblPr>
@@ -10215,7 +10178,7 @@
       <w:spacing w:after="0" w:line="240" w:lineRule="auto"/>
     </w:pPr>
     <w:rPr>
-      <w:rFonts w:ascii="Times New Roman" w:hAnsi="Times New Roman" w:cs="Times New Roman" w:eastAsia="Times New Roman"/>
+      <w:rFonts w:asciiTheme="majorHAnsi" w:eastAsiaTheme="majorEastAsia" w:hAnsiTheme="majorHAnsi" w:cstheme="majorBidi"/>
       <w:color w:val="000000" w:themeColor="text1"/>
     </w:rPr>
     <w:tblPr>
@@ -10340,7 +10303,7 @@
       <w:spacing w:after="0" w:line="240" w:lineRule="auto"/>
     </w:pPr>
     <w:rPr>
-      <w:rFonts w:ascii="Times New Roman" w:hAnsi="Times New Roman" w:cs="Times New Roman" w:eastAsia="Times New Roman"/>
+      <w:rFonts w:asciiTheme="majorHAnsi" w:eastAsiaTheme="majorEastAsia" w:hAnsiTheme="majorHAnsi" w:cstheme="majorBidi"/>
       <w:color w:val="000000" w:themeColor="text1"/>
     </w:rPr>
     <w:tblPr>
@@ -10465,7 +10428,7 @@
       <w:spacing w:after="0" w:line="240" w:lineRule="auto"/>
     </w:pPr>
     <w:rPr>
-      <w:rFonts w:ascii="Times New Roman" w:hAnsi="Times New Roman" w:cs="Times New Roman" w:eastAsia="Times New Roman"/>
+      <w:rFonts w:asciiTheme="majorHAnsi" w:eastAsiaTheme="majorEastAsia" w:hAnsiTheme="majorHAnsi" w:cstheme="majorBidi"/>
       <w:color w:val="000000" w:themeColor="text1"/>
     </w:rPr>
     <w:tblPr>
@@ -10590,7 +10553,7 @@
       <w:spacing w:after="0" w:line="240" w:lineRule="auto"/>
     </w:pPr>
     <w:rPr>
-      <w:rFonts w:ascii="Times New Roman" w:hAnsi="Times New Roman" w:cs="Times New Roman" w:eastAsia="Times New Roman"/>
+      <w:rFonts w:asciiTheme="majorHAnsi" w:eastAsiaTheme="majorEastAsia" w:hAnsiTheme="majorHAnsi" w:cstheme="majorBidi"/>
       <w:color w:val="000000" w:themeColor="text1"/>
     </w:rPr>
     <w:tblPr>
@@ -14505,9 +14468,9 @@
   <w:docDefaults>
     <w:rPrDefault>
       <w:rPr>
-        <w:rFonts w:ascii="Times New Roman" w:hAnsi="Times New Roman" w:cs="Times New Roman" w:eastAsia="Times New Roman"/>
-        <w:sz w:val="26"/>
-        <w:szCs w:val="26"/>
+        <w:rFonts w:asciiTheme="minorHAnsi" w:eastAsiaTheme="minorEastAsia" w:hAnsiTheme="minorHAnsi" w:cstheme="minorBidi"/>
+        <w:sz w:val="22"/>
+        <w:szCs w:val="22"/>
         <w:lang w:val="en-US" w:eastAsia="en-US" w:bidi="ar-SA"/>
       </w:rPr>
     </w:rPrDefault>
@@ -14660,11 +14623,6 @@
     <w:name w:val="Normal"/>
     <w:qFormat/>
     <w:rsid w:val="00FC693F"/>
-    <w:rPr>
-      <w:rFonts w:ascii="Times New Roman" w:hAnsi="Times New Roman" w:cs="Times New Roman" w:eastAsia="Times New Roman"/>
-      <w:sz w:val="26"/>
-      <w:szCs w:val="26"/>
-    </w:rPr>
   </w:style>
   <w:style w:type="paragraph" w:styleId="Heading1">
     <w:name w:val="heading 1"/>
@@ -14681,13 +14639,12 @@
       <w:outlineLvl w:val="0"/>
     </w:pPr>
     <w:rPr>
-      <w:rFonts w:ascii="Times New Roman" w:hAnsi="Times New Roman" w:cs="Times New Roman" w:eastAsia="Times New Roman"/>
+      <w:rFonts w:asciiTheme="majorHAnsi" w:eastAsiaTheme="majorEastAsia" w:hAnsiTheme="majorHAnsi" w:cstheme="majorBidi"/>
       <w:b/>
       <w:bCs/>
       <w:color w:val="365F91" w:themeColor="accent1" w:themeShade="BF"/>
       <w:sz w:val="28"/>
       <w:szCs w:val="28"/>
-      <w:caps/>
     </w:rPr>
   </w:style>
   <w:style w:type="paragraph" w:styleId="Heading2">
@@ -14706,13 +14663,12 @@
       <w:outlineLvl w:val="1"/>
     </w:pPr>
     <w:rPr>
-      <w:rFonts w:ascii="Times New Roman" w:hAnsi="Times New Roman" w:cs="Times New Roman" w:eastAsia="Times New Roman"/>
+      <w:rFonts w:asciiTheme="majorHAnsi" w:eastAsiaTheme="majorEastAsia" w:hAnsiTheme="majorHAnsi" w:cstheme="majorBidi"/>
       <w:b/>
       <w:bCs/>
       <w:color w:val="4F81BD" w:themeColor="accent1"/>
-      <w:sz w:val="28"/>
-      <w:szCs w:val="28"/>
-      <w:caps/>
+      <w:sz w:val="26"/>
+      <w:szCs w:val="26"/>
     </w:rPr>
   </w:style>
   <w:style w:type="paragraph" w:styleId="Heading3">
@@ -14731,7 +14687,7 @@
       <w:outlineLvl w:val="2"/>
     </w:pPr>
     <w:rPr>
-      <w:rFonts w:ascii="Times New Roman" w:hAnsi="Times New Roman" w:cs="Times New Roman" w:eastAsia="Times New Roman"/>
+      <w:rFonts w:asciiTheme="majorHAnsi" w:eastAsiaTheme="majorEastAsia" w:hAnsiTheme="majorHAnsi" w:cstheme="majorBidi"/>
       <w:b/>
       <w:bCs/>
       <w:color w:val="4F81BD" w:themeColor="accent1"/>
@@ -14754,7 +14710,7 @@
       <w:outlineLvl w:val="3"/>
     </w:pPr>
     <w:rPr>
-      <w:rFonts w:ascii="Times New Roman" w:hAnsi="Times New Roman" w:cs="Times New Roman" w:eastAsia="Times New Roman"/>
+      <w:rFonts w:asciiTheme="majorHAnsi" w:eastAsiaTheme="majorEastAsia" w:hAnsiTheme="majorHAnsi" w:cstheme="majorBidi"/>
       <w:b/>
       <w:bCs/>
       <w:i/>
@@ -14779,7 +14735,7 @@
       <w:outlineLvl w:val="4"/>
     </w:pPr>
     <w:rPr>
-      <w:rFonts w:ascii="Times New Roman" w:hAnsi="Times New Roman" w:cs="Times New Roman" w:eastAsia="Times New Roman"/>
+      <w:rFonts w:asciiTheme="majorHAnsi" w:eastAsiaTheme="majorEastAsia" w:hAnsiTheme="majorHAnsi" w:cstheme="majorBidi"/>
       <w:color w:val="243F60" w:themeColor="accent1" w:themeShade="7F"/>
     </w:rPr>
   </w:style>
@@ -14800,7 +14756,7 @@
       <w:outlineLvl w:val="5"/>
     </w:pPr>
     <w:rPr>
-      <w:rFonts w:ascii="Times New Roman" w:hAnsi="Times New Roman" w:cs="Times New Roman" w:eastAsia="Times New Roman"/>
+      <w:rFonts w:asciiTheme="majorHAnsi" w:eastAsiaTheme="majorEastAsia" w:hAnsiTheme="majorHAnsi" w:cstheme="majorBidi"/>
       <w:i/>
       <w:iCs/>
       <w:color w:val="243F60" w:themeColor="accent1" w:themeShade="7F"/>
@@ -14823,7 +14779,7 @@
       <w:outlineLvl w:val="6"/>
     </w:pPr>
     <w:rPr>
-      <w:rFonts w:ascii="Times New Roman" w:hAnsi="Times New Roman" w:cs="Times New Roman" w:eastAsia="Times New Roman"/>
+      <w:rFonts w:asciiTheme="majorHAnsi" w:eastAsiaTheme="majorEastAsia" w:hAnsiTheme="majorHAnsi" w:cstheme="majorBidi"/>
       <w:i/>
       <w:iCs/>
       <w:color w:val="404040" w:themeColor="text1" w:themeTint="BF"/>
@@ -14846,7 +14802,7 @@
       <w:outlineLvl w:val="7"/>
     </w:pPr>
     <w:rPr>
-      <w:rFonts w:ascii="Times New Roman" w:hAnsi="Times New Roman" w:cs="Times New Roman" w:eastAsia="Times New Roman"/>
+      <w:rFonts w:asciiTheme="majorHAnsi" w:eastAsiaTheme="majorEastAsia" w:hAnsiTheme="majorHAnsi" w:cstheme="majorBidi"/>
       <w:color w:val="4F81BD" w:themeColor="accent1"/>
       <w:sz w:val="20"/>
       <w:szCs w:val="20"/>
@@ -14869,7 +14825,7 @@
       <w:outlineLvl w:val="8"/>
     </w:pPr>
     <w:rPr>
-      <w:rFonts w:ascii="Times New Roman" w:hAnsi="Times New Roman" w:cs="Times New Roman" w:eastAsia="Times New Roman"/>
+      <w:rFonts w:asciiTheme="majorHAnsi" w:eastAsiaTheme="majorEastAsia" w:hAnsiTheme="majorHAnsi" w:cstheme="majorBidi"/>
       <w:i/>
       <w:iCs/>
       <w:color w:val="404040" w:themeColor="text1" w:themeTint="BF"/>
@@ -14920,7 +14876,7 @@
     <w:uiPriority w:val="9"/>
     <w:rsid w:val="00FC693F"/>
     <w:rPr>
-      <w:rFonts w:ascii="Times New Roman" w:hAnsi="Times New Roman" w:cs="Times New Roman" w:eastAsia="Times New Roman"/>
+      <w:rFonts w:asciiTheme="majorHAnsi" w:eastAsiaTheme="majorEastAsia" w:hAnsiTheme="majorHAnsi" w:cstheme="majorBidi"/>
       <w:b/>
       <w:bCs/>
       <w:color w:val="365F91" w:themeColor="accent1" w:themeShade="BF"/>
@@ -14935,7 +14891,7 @@
     <w:uiPriority w:val="9"/>
     <w:rsid w:val="00FC693F"/>
     <w:rPr>
-      <w:rFonts w:ascii="Times New Roman" w:hAnsi="Times New Roman" w:cs="Times New Roman" w:eastAsia="Times New Roman"/>
+      <w:rFonts w:asciiTheme="majorHAnsi" w:eastAsiaTheme="majorEastAsia" w:hAnsiTheme="majorHAnsi" w:cstheme="majorBidi"/>
       <w:b/>
       <w:bCs/>
       <w:color w:val="4F81BD" w:themeColor="accent1"/>
@@ -14950,7 +14906,7 @@
     <w:uiPriority w:val="9"/>
     <w:rsid w:val="00FC693F"/>
     <w:rPr>
-      <w:rFonts w:ascii="Times New Roman" w:hAnsi="Times New Roman" w:cs="Times New Roman" w:eastAsia="Times New Roman"/>
+      <w:rFonts w:asciiTheme="majorHAnsi" w:eastAsiaTheme="majorEastAsia" w:hAnsiTheme="majorHAnsi" w:cstheme="majorBidi"/>
       <w:b/>
       <w:bCs/>
       <w:color w:val="4F81BD" w:themeColor="accent1"/>
@@ -14972,15 +14928,12 @@
       <w:contextualSpacing/>
     </w:pPr>
     <w:rPr>
-      <w:rFonts w:ascii="Times New Roman" w:hAnsi="Times New Roman" w:cs="Times New Roman" w:eastAsia="Times New Roman"/>
+      <w:rFonts w:asciiTheme="majorHAnsi" w:eastAsiaTheme="majorEastAsia" w:hAnsiTheme="majorHAnsi" w:cstheme="majorBidi"/>
       <w:color w:val="17365D" w:themeColor="text2" w:themeShade="BF"/>
       <w:spacing w:val="5"/>
       <w:kern w:val="28"/>
-      <w:sz w:val="28"/>
-      <w:szCs w:val="28"/>
-      <w:b/>
-      <w:bCs/>
-      <w:caps/>
+      <w:sz w:val="52"/>
+      <w:szCs w:val="52"/>
     </w:rPr>
   </w:style>
   <w:style w:type="character" w:customStyle="1" w:styleId="TitleChar">
@@ -14990,7 +14943,7 @@
     <w:uiPriority w:val="10"/>
     <w:rsid w:val="00FC693F"/>
     <w:rPr>
-      <w:rFonts w:ascii="Times New Roman" w:hAnsi="Times New Roman" w:cs="Times New Roman" w:eastAsia="Times New Roman"/>
+      <w:rFonts w:asciiTheme="majorHAnsi" w:eastAsiaTheme="majorEastAsia" w:hAnsiTheme="majorHAnsi" w:cstheme="majorBidi"/>
       <w:color w:val="17365D" w:themeColor="text2" w:themeShade="BF"/>
       <w:spacing w:val="5"/>
       <w:kern w:val="28"/>
@@ -15012,7 +14965,7 @@
       </w:numPr>
     </w:pPr>
     <w:rPr>
-      <w:rFonts w:ascii="Times New Roman" w:hAnsi="Times New Roman" w:cs="Times New Roman" w:eastAsia="Times New Roman"/>
+      <w:rFonts w:asciiTheme="majorHAnsi" w:eastAsiaTheme="majorEastAsia" w:hAnsiTheme="majorHAnsi" w:cstheme="majorBidi"/>
       <w:i/>
       <w:iCs/>
       <w:color w:val="4F81BD" w:themeColor="accent1"/>
@@ -15028,7 +14981,7 @@
     <w:uiPriority w:val="11"/>
     <w:rsid w:val="00FC693F"/>
     <w:rPr>
-      <w:rFonts w:ascii="Times New Roman" w:hAnsi="Times New Roman" w:cs="Times New Roman" w:eastAsia="Times New Roman"/>
+      <w:rFonts w:asciiTheme="majorHAnsi" w:eastAsiaTheme="majorEastAsia" w:hAnsiTheme="majorHAnsi" w:cstheme="majorBidi"/>
       <w:i/>
       <w:iCs/>
       <w:color w:val="4F81BD" w:themeColor="accent1"/>
@@ -15155,11 +15108,6 @@
       </w:numPr>
       <w:contextualSpacing/>
     </w:pPr>
-    <w:rPr>
-      <w:rFonts w:ascii="Times New Roman" w:hAnsi="Times New Roman" w:cs="Times New Roman" w:eastAsia="Times New Roman"/>
-      <w:sz w:val="26"/>
-      <w:szCs w:val="26"/>
-    </w:rPr>
   </w:style>
   <w:style w:type="paragraph" w:styleId="ListBullet2">
     <w:name w:val="List Bullet 2"/>
@@ -15280,7 +15228,7 @@
       </w:tabs>
     </w:pPr>
     <w:rPr>
-      <w:rFonts w:ascii="Times New Roman" w:hAnsi="Times New Roman" w:cs="Times New Roman" w:eastAsia="Times New Roman"/>
+      <w:rFonts w:ascii="Courier" w:hAnsi="Courier"/>
       <w:sz w:val="20"/>
       <w:szCs w:val="20"/>
     </w:rPr>
@@ -15292,7 +15240,7 @@
     <w:uiPriority w:val="99"/>
     <w:rsid w:val="0029639D"/>
     <w:rPr>
-      <w:rFonts w:ascii="Times New Roman" w:hAnsi="Times New Roman" w:cs="Times New Roman" w:eastAsia="Times New Roman"/>
+      <w:rFonts w:ascii="Courier" w:hAnsi="Courier"/>
       <w:sz w:val="20"/>
       <w:szCs w:val="20"/>
     </w:rPr>
@@ -15331,7 +15279,7 @@
     <w:semiHidden/>
     <w:rsid w:val="00FC693F"/>
     <w:rPr>
-      <w:rFonts w:ascii="Times New Roman" w:hAnsi="Times New Roman" w:cs="Times New Roman" w:eastAsia="Times New Roman"/>
+      <w:rFonts w:asciiTheme="majorHAnsi" w:eastAsiaTheme="majorEastAsia" w:hAnsiTheme="majorHAnsi" w:cstheme="majorBidi"/>
       <w:b/>
       <w:bCs/>
       <w:i/>
@@ -15347,7 +15295,7 @@
     <w:semiHidden/>
     <w:rsid w:val="00FC693F"/>
     <w:rPr>
-      <w:rFonts w:ascii="Times New Roman" w:hAnsi="Times New Roman" w:cs="Times New Roman" w:eastAsia="Times New Roman"/>
+      <w:rFonts w:asciiTheme="majorHAnsi" w:eastAsiaTheme="majorEastAsia" w:hAnsiTheme="majorHAnsi" w:cstheme="majorBidi"/>
       <w:color w:val="243F60" w:themeColor="accent1" w:themeShade="7F"/>
     </w:rPr>
   </w:style>
@@ -15359,7 +15307,7 @@
     <w:semiHidden/>
     <w:rsid w:val="00FC693F"/>
     <w:rPr>
-      <w:rFonts w:ascii="Times New Roman" w:hAnsi="Times New Roman" w:cs="Times New Roman" w:eastAsia="Times New Roman"/>
+      <w:rFonts w:asciiTheme="majorHAnsi" w:eastAsiaTheme="majorEastAsia" w:hAnsiTheme="majorHAnsi" w:cstheme="majorBidi"/>
       <w:i/>
       <w:iCs/>
       <w:color w:val="243F60" w:themeColor="accent1" w:themeShade="7F"/>
@@ -15373,7 +15321,7 @@
     <w:semiHidden/>
     <w:rsid w:val="00FC693F"/>
     <w:rPr>
-      <w:rFonts w:ascii="Times New Roman" w:hAnsi="Times New Roman" w:cs="Times New Roman" w:eastAsia="Times New Roman"/>
+      <w:rFonts w:asciiTheme="majorHAnsi" w:eastAsiaTheme="majorEastAsia" w:hAnsiTheme="majorHAnsi" w:cstheme="majorBidi"/>
       <w:i/>
       <w:iCs/>
       <w:color w:val="404040" w:themeColor="text1" w:themeTint="BF"/>
@@ -15387,7 +15335,7 @@
     <w:semiHidden/>
     <w:rsid w:val="00FC693F"/>
     <w:rPr>
-      <w:rFonts w:ascii="Times New Roman" w:hAnsi="Times New Roman" w:cs="Times New Roman" w:eastAsia="Times New Roman"/>
+      <w:rFonts w:asciiTheme="majorHAnsi" w:eastAsiaTheme="majorEastAsia" w:hAnsiTheme="majorHAnsi" w:cstheme="majorBidi"/>
       <w:color w:val="4F81BD" w:themeColor="accent1"/>
       <w:sz w:val="20"/>
       <w:szCs w:val="20"/>
@@ -15401,7 +15349,7 @@
     <w:semiHidden/>
     <w:rsid w:val="00FC693F"/>
     <w:rPr>
-      <w:rFonts w:ascii="Times New Roman" w:hAnsi="Times New Roman" w:cs="Times New Roman" w:eastAsia="Times New Roman"/>
+      <w:rFonts w:asciiTheme="majorHAnsi" w:eastAsiaTheme="majorEastAsia" w:hAnsiTheme="majorHAnsi" w:cstheme="majorBidi"/>
       <w:i/>
       <w:iCs/>
       <w:color w:val="404040" w:themeColor="text1" w:themeTint="BF"/>
@@ -20250,7 +20198,7 @@
       <w:spacing w:after="0" w:line="240" w:lineRule="auto"/>
     </w:pPr>
     <w:rPr>
-      <w:rFonts w:ascii="Times New Roman" w:hAnsi="Times New Roman" w:cs="Times New Roman" w:eastAsia="Times New Roman"/>
+      <w:rFonts w:asciiTheme="majorHAnsi" w:eastAsiaTheme="majorEastAsia" w:hAnsiTheme="majorHAnsi" w:cstheme="majorBidi"/>
       <w:color w:val="000000" w:themeColor="text1"/>
     </w:rPr>
     <w:tblPr>
@@ -20378,7 +20326,7 @@
       <w:spacing w:after="0" w:line="240" w:lineRule="auto"/>
     </w:pPr>
     <w:rPr>
-      <w:rFonts w:ascii="Times New Roman" w:hAnsi="Times New Roman" w:cs="Times New Roman" w:eastAsia="Times New Roman"/>
+      <w:rFonts w:asciiTheme="majorHAnsi" w:eastAsiaTheme="majorEastAsia" w:hAnsiTheme="majorHAnsi" w:cstheme="majorBidi"/>
       <w:color w:val="000000" w:themeColor="text1"/>
     </w:rPr>
     <w:tblPr>
@@ -20506,7 +20454,7 @@
       <w:spacing w:after="0" w:line="240" w:lineRule="auto"/>
     </w:pPr>
     <w:rPr>
-      <w:rFonts w:ascii="Times New Roman" w:hAnsi="Times New Roman" w:cs="Times New Roman" w:eastAsia="Times New Roman"/>
+      <w:rFonts w:asciiTheme="majorHAnsi" w:eastAsiaTheme="majorEastAsia" w:hAnsiTheme="majorHAnsi" w:cstheme="majorBidi"/>
       <w:color w:val="000000" w:themeColor="text1"/>
     </w:rPr>
     <w:tblPr>
@@ -20634,7 +20582,7 @@
       <w:spacing w:after="0" w:line="240" w:lineRule="auto"/>
     </w:pPr>
     <w:rPr>
-      <w:rFonts w:ascii="Times New Roman" w:hAnsi="Times New Roman" w:cs="Times New Roman" w:eastAsia="Times New Roman"/>
+      <w:rFonts w:asciiTheme="majorHAnsi" w:eastAsiaTheme="majorEastAsia" w:hAnsiTheme="majorHAnsi" w:cstheme="majorBidi"/>
       <w:color w:val="000000" w:themeColor="text1"/>
     </w:rPr>
     <w:tblPr>
@@ -20762,7 +20710,7 @@
       <w:spacing w:after="0" w:line="240" w:lineRule="auto"/>
     </w:pPr>
     <w:rPr>
-      <w:rFonts w:ascii="Times New Roman" w:hAnsi="Times New Roman" w:cs="Times New Roman" w:eastAsia="Times New Roman"/>
+      <w:rFonts w:asciiTheme="majorHAnsi" w:eastAsiaTheme="majorEastAsia" w:hAnsiTheme="majorHAnsi" w:cstheme="majorBidi"/>
       <w:color w:val="000000" w:themeColor="text1"/>
     </w:rPr>
     <w:tblPr>
@@ -20890,7 +20838,7 @@
       <w:spacing w:after="0" w:line="240" w:lineRule="auto"/>
     </w:pPr>
     <w:rPr>
-      <w:rFonts w:ascii="Times New Roman" w:hAnsi="Times New Roman" w:cs="Times New Roman" w:eastAsia="Times New Roman"/>
+      <w:rFonts w:asciiTheme="majorHAnsi" w:eastAsiaTheme="majorEastAsia" w:hAnsiTheme="majorHAnsi" w:cstheme="majorBidi"/>
       <w:color w:val="000000" w:themeColor="text1"/>
     </w:rPr>
     <w:tblPr>
@@ -21018,7 +20966,7 @@
       <w:spacing w:after="0" w:line="240" w:lineRule="auto"/>
     </w:pPr>
     <w:rPr>
-      <w:rFonts w:ascii="Times New Roman" w:hAnsi="Times New Roman" w:cs="Times New Roman" w:eastAsia="Times New Roman"/>
+      <w:rFonts w:asciiTheme="majorHAnsi" w:eastAsiaTheme="majorEastAsia" w:hAnsiTheme="majorHAnsi" w:cstheme="majorBidi"/>
       <w:color w:val="000000" w:themeColor="text1"/>
     </w:rPr>
     <w:tblPr>
@@ -21657,7 +21605,7 @@
       <w:spacing w:after="0" w:line="240" w:lineRule="auto"/>
     </w:pPr>
     <w:rPr>
-      <w:rFonts w:ascii="Times New Roman" w:hAnsi="Times New Roman" w:cs="Times New Roman" w:eastAsia="Times New Roman"/>
+      <w:rFonts w:asciiTheme="majorHAnsi" w:eastAsiaTheme="majorEastAsia" w:hAnsiTheme="majorHAnsi" w:cstheme="majorBidi"/>
       <w:color w:val="000000" w:themeColor="text1"/>
     </w:rPr>
     <w:tblPr>
@@ -21782,7 +21730,7 @@
       <w:spacing w:after="0" w:line="240" w:lineRule="auto"/>
     </w:pPr>
     <w:rPr>
-      <w:rFonts w:ascii="Times New Roman" w:hAnsi="Times New Roman" w:cs="Times New Roman" w:eastAsia="Times New Roman"/>
+      <w:rFonts w:asciiTheme="majorHAnsi" w:eastAsiaTheme="majorEastAsia" w:hAnsiTheme="majorHAnsi" w:cstheme="majorBidi"/>
       <w:color w:val="000000" w:themeColor="text1"/>
     </w:rPr>
     <w:tblPr>
@@ -21907,7 +21855,7 @@
       <w:spacing w:after="0" w:line="240" w:lineRule="auto"/>
     </w:pPr>
     <w:rPr>
-      <w:rFonts w:ascii="Times New Roman" w:hAnsi="Times New Roman" w:cs="Times New Roman" w:eastAsia="Times New Roman"/>
+      <w:rFonts w:asciiTheme="majorHAnsi" w:eastAsiaTheme="majorEastAsia" w:hAnsiTheme="majorHAnsi" w:cstheme="majorBidi"/>
       <w:color w:val="000000" w:themeColor="text1"/>
     </w:rPr>
     <w:tblPr>
@@ -22032,7 +21980,7 @@
       <w:spacing w:after="0" w:line="240" w:lineRule="auto"/>
     </w:pPr>
     <w:rPr>
-      <w:rFonts w:ascii="Times New Roman" w:hAnsi="Times New Roman" w:cs="Times New Roman" w:eastAsia="Times New Roman"/>
+      <w:rFonts w:asciiTheme="majorHAnsi" w:eastAsiaTheme="majorEastAsia" w:hAnsiTheme="majorHAnsi" w:cstheme="majorBidi"/>
       <w:color w:val="000000" w:themeColor="text1"/>
     </w:rPr>
     <w:tblPr>
@@ -22157,7 +22105,7 @@
       <w:spacing w:after="0" w:line="240" w:lineRule="auto"/>
     </w:pPr>
     <w:rPr>
-      <w:rFonts w:ascii="Times New Roman" w:hAnsi="Times New Roman" w:cs="Times New Roman" w:eastAsia="Times New Roman"/>
+      <w:rFonts w:asciiTheme="majorHAnsi" w:eastAsiaTheme="majorEastAsia" w:hAnsiTheme="majorHAnsi" w:cstheme="majorBidi"/>
       <w:color w:val="000000" w:themeColor="text1"/>
     </w:rPr>
     <w:tblPr>
@@ -22282,7 +22230,7 @@
       <w:spacing w:after="0" w:line="240" w:lineRule="auto"/>
     </w:pPr>
     <w:rPr>
-      <w:rFonts w:ascii="Times New Roman" w:hAnsi="Times New Roman" w:cs="Times New Roman" w:eastAsia="Times New Roman"/>
+      <w:rFonts w:asciiTheme="majorHAnsi" w:eastAsiaTheme="majorEastAsia" w:hAnsiTheme="majorHAnsi" w:cstheme="majorBidi"/>
       <w:color w:val="000000" w:themeColor="text1"/>
     </w:rPr>
     <w:tblPr>
@@ -22407,7 +22355,7 @@
       <w:spacing w:after="0" w:line="240" w:lineRule="auto"/>
     </w:pPr>
     <w:rPr>
-      <w:rFonts w:ascii="Times New Roman" w:hAnsi="Times New Roman" w:cs="Times New Roman" w:eastAsia="Times New Roman"/>
+      <w:rFonts w:asciiTheme="majorHAnsi" w:eastAsiaTheme="majorEastAsia" w:hAnsiTheme="majorHAnsi" w:cstheme="majorBidi"/>
       <w:color w:val="000000" w:themeColor="text1"/>
     </w:rPr>
     <w:tblPr>
@@ -26360,7 +26308,7 @@
     </a:clrScheme>
     <a:fontScheme name="Office">
       <a:majorFont>
-        <a:latin typeface="Times New Roman"/>
+        <a:latin typeface="Calibri"/>
         <a:ea typeface=""/>
         <a:cs typeface=""/>
         <a:font script="Jpan" typeface="ＭＳ ゴシック"/>
@@ -26395,7 +26343,7 @@
         <a:font script="Geor" typeface="Sylfaen"/>
       </a:majorFont>
       <a:minorFont>
-        <a:latin typeface="Times New Roman"/>
+        <a:latin typeface="Cambria"/>
         <a:ea typeface=""/>
         <a:cs typeface=""/>
         <a:font script="Jpan" typeface="ＭＳ 明朝"/>
@@ -26425,7 +26373,7 @@
         <a:font script="Laoo" typeface="DokChampa"/>
         <a:font script="Sinh" typeface="Iskoola Pota"/>
         <a:font script="Mong" typeface="Mongolian Baiti"/>
-        <a:font script="Viet" typeface="Times New Roman"/>
+        <a:font script="Viet" typeface="Arial"/>
         <a:font script="Uigh" typeface="Microsoft Uighur"/>
         <a:font script="Geor" typeface="Sylfaen"/>
       </a:minorFont>
